--- a/docs/documentacion_oficial/08_API_REST_Custodio_RAT_Manager_v1.13.docx
+++ b/docs/documentacion_oficial/08_API_REST_Custodio_RAT_Manager_v1.13.docx
@@ -2,46 +2,1071 @@
 <file path=word/document.xml><?xml version="1.0" encoding="utf-8"?>
 <w:document xmlns:wpc="http://schemas.microsoft.com/office/word/2010/wordprocessingCanvas" xmlns:mo="http://schemas.microsoft.com/office/mac/office/2008/main" xmlns:mc="http://schemas.openxmlformats.org/markup-compatibility/2006" xmlns:mv="urn:schemas-microsoft-com:mac:vml" xmlns:o="urn:schemas-microsoft-com:office:office" xmlns:r="http://schemas.openxmlformats.org/officeDocument/2006/relationships" xmlns:m="http://schemas.openxmlformats.org/officeDocument/2006/math" xmlns:v="urn:schemas-microsoft-com:vml" xmlns:wp14="http://schemas.microsoft.com/office/word/2010/wordprocessingDrawing" xmlns:wp="http://schemas.openxmlformats.org/drawingml/2006/wordprocessingDrawing" xmlns:w10="urn:schemas-microsoft-com:office:word" xmlns:w="http://schemas.openxmlformats.org/wordprocessingml/2006/main" xmlns:w14="http://schemas.microsoft.com/office/word/2010/wordml" xmlns:wpg="http://schemas.microsoft.com/office/word/2010/wordprocessingGroup" xmlns:wpi="http://schemas.microsoft.com/office/word/2010/wordprocessingInk" xmlns:wne="http://schemas.microsoft.com/office/word/2006/wordml" xmlns:wps="http://schemas.microsoft.com/office/word/2010/wordprocessingShape" mc:Ignorable="w14 wp14">
   <w:body>
+    <w:p/>
+    <w:p/>
+    <w:p/>
     <w:p>
       <w:pPr>
+        <w:jc w:val="center"/>
+        <w:pBdr>
+          <w:top w:val="single" w:sz="16" w:space="4" w:color="1F497D"/>
+          <w:left w:val="single" w:sz="16" w:space="4" w:color="1F497D"/>
+          <w:bottom w:val="single" w:sz="16" w:space="4" w:color="1F497D"/>
+          <w:right w:val="single" w:sz="16" w:space="4" w:color="1F497D"/>
+        </w:pBdr>
+        <w:shd w:val="clear" w:color="auto" w:fill="1F497D"/>
+      </w:pPr>
+      <w:r>
+        <w:rPr>
+          <w:b/>
+          <w:color w:val="FFFFFF"/>
+          <w:sz w:val="24"/>
+        </w:rPr>
+        <w:t xml:space="preserve">  ▣  CUSTODIO  ·  CUSTODIO RAT MANAGER  </w:t>
+      </w:r>
+    </w:p>
+    <w:p>
+      <w:pPr>
+        <w:spacing w:before="720" w:after="120"/>
+        <w:jc w:val="center"/>
+      </w:pPr>
+      <w:r>
+        <w:rPr>
+          <w:i/>
+          <w:color w:val="808080"/>
+          <w:sz w:val="22"/>
+        </w:rPr>
+        <w:t>CUST-DOC-08</w:t>
+      </w:r>
+    </w:p>
+    <w:p/>
+    <w:p/>
+    <w:p>
+      <w:pPr>
+        <w:spacing w:after="240"/>
         <w:jc w:val="center"/>
       </w:pPr>
       <w:r>
         <w:rPr>
           <w:b/>
           <w:color w:val="1F497D"/>
-          <w:sz w:val="44"/>
+          <w:sz w:val="56"/>
+        </w:rPr>
+        <w:t>API REST</w:t>
+      </w:r>
+    </w:p>
+    <w:p>
+      <w:pPr>
+        <w:spacing w:after="480"/>
+        <w:jc w:val="center"/>
+      </w:pPr>
+      <w:r>
+        <w:rPr>
+          <w:i/>
+          <w:color w:val="2E74B5"/>
+          <w:sz w:val="28"/>
+        </w:rPr>
+        <w:t>Endpoints, autenticación, Authorization y esquemas de datos</w:t>
+      </w:r>
+    </w:p>
+    <w:p/>
+    <w:p/>
+    <w:p>
+      <w:pPr>
+        <w:jc w:val="center"/>
+        <w:pBdr>
+          <w:bottom w:val="single" w:sz="12" w:space="1" w:color="2E74B5"/>
+        </w:pBdr>
+      </w:pPr>
+      <w:r>
+        <w:rPr>
+          <w:sz w:val="4"/>
+        </w:rPr>
+        <w:t xml:space="preserve">  </w:t>
+      </w:r>
+    </w:p>
+    <w:p/>
+    <w:p/>
+    <w:p>
+      <w:pPr>
+        <w:spacing w:after="40"/>
+        <w:jc w:val="center"/>
+      </w:pPr>
+      <w:r>
+        <w:rPr>
+          <w:b/>
+          <w:color w:val="1F497D"/>
+          <w:sz w:val="22"/>
+        </w:rPr>
+        <w:t xml:space="preserve">Versión:  </w:t>
+      </w:r>
+      <w:r>
+        <w:rPr>
+          <w:color w:val="404040"/>
+          <w:sz w:val="22"/>
+        </w:rPr>
+        <w:t>v1.10</w:t>
+      </w:r>
+    </w:p>
+    <w:p>
+      <w:pPr>
+        <w:spacing w:after="40"/>
+        <w:jc w:val="center"/>
+      </w:pPr>
+      <w:r>
+        <w:rPr>
+          <w:b/>
+          <w:color w:val="1F497D"/>
+          <w:sz w:val="22"/>
+        </w:rPr>
+        <w:t xml:space="preserve">Fecha de emisión:  </w:t>
+      </w:r>
+      <w:r>
+        <w:rPr>
+          <w:color w:val="404040"/>
+          <w:sz w:val="22"/>
+        </w:rPr>
+        <w:t>Junio 2026</w:t>
+      </w:r>
+    </w:p>
+    <w:p>
+      <w:pPr>
+        <w:spacing w:after="40"/>
+        <w:jc w:val="center"/>
+      </w:pPr>
+      <w:r>
+        <w:rPr>
+          <w:b/>
+          <w:color w:val="1F497D"/>
+          <w:sz w:val="22"/>
+        </w:rPr>
+        <w:t xml:space="preserve">Autor:  </w:t>
+      </w:r>
+      <w:r>
+        <w:rPr>
+          <w:color w:val="404040"/>
+          <w:sz w:val="22"/>
+        </w:rPr>
+        <w:t>Equipo de Desarrollo — Custodio</w:t>
+      </w:r>
+    </w:p>
+    <w:p>
+      <w:pPr>
+        <w:spacing w:after="40"/>
+        <w:jc w:val="center"/>
+      </w:pPr>
+      <w:r>
+        <w:rPr>
+          <w:b/>
+          <w:color w:val="1F497D"/>
+          <w:sz w:val="22"/>
+        </w:rPr>
+        <w:t xml:space="preserve">Empresa responsable:  </w:t>
+      </w:r>
+      <w:r>
+        <w:rPr>
+          <w:color w:val="404040"/>
+          <w:sz w:val="22"/>
+        </w:rPr>
+        <w:t>Custodio SpA</w:t>
+      </w:r>
+    </w:p>
+    <w:p>
+      <w:pPr>
+        <w:spacing w:after="40"/>
+        <w:jc w:val="center"/>
+      </w:pPr>
+      <w:r>
+        <w:rPr>
+          <w:b/>
+          <w:color w:val="1F497D"/>
+          <w:sz w:val="22"/>
+        </w:rPr>
+        <w:t xml:space="preserve">Clasificación:  </w:t>
+      </w:r>
+      <w:r>
+        <w:rPr>
+          <w:color w:val="404040"/>
+          <w:sz w:val="22"/>
+        </w:rPr>
+        <w:t>Interno — Confidencial</w:t>
+      </w:r>
+    </w:p>
+    <w:p>
+      <w:pPr>
+        <w:spacing w:after="40"/>
+        <w:jc w:val="center"/>
+      </w:pPr>
+      <w:r>
+        <w:rPr>
+          <w:b/>
+          <w:color w:val="1F497D"/>
+          <w:sz w:val="22"/>
+        </w:rPr>
+        <w:t xml:space="preserve">Producto:  </w:t>
+      </w:r>
+      <w:r>
+        <w:rPr>
+          <w:color w:val="404040"/>
+          <w:sz w:val="22"/>
         </w:rPr>
         <w:t>Custodio RAT Manager</w:t>
       </w:r>
     </w:p>
+    <w:p>
+      <w:pPr>
+        <w:spacing w:after="40"/>
+        <w:jc w:val="center"/>
+      </w:pPr>
+      <w:r>
+        <w:rPr>
+          <w:b/>
+          <w:color w:val="1F497D"/>
+          <w:sz w:val="22"/>
+        </w:rPr>
+        <w:t xml:space="preserve">Marco regulatorio:  </w:t>
+      </w:r>
+      <w:r>
+        <w:rPr>
+          <w:color w:val="404040"/>
+          <w:sz w:val="22"/>
+        </w:rPr>
+        <w:t>Ley N.° 21.719 — Chile</w:t>
+      </w:r>
+    </w:p>
+    <w:p/>
     <w:p/>
     <w:p>
       <w:pPr>
-        <w:pStyle w:val="Heading1"/>
         <w:jc w:val="center"/>
+        <w:pBdr>
+          <w:top w:val="single" w:sz="16" w:space="4" w:color="1F497D"/>
+          <w:left w:val="single" w:sz="16" w:space="4" w:color="1F497D"/>
+          <w:bottom w:val="single" w:sz="16" w:space="4" w:color="1F497D"/>
+          <w:right w:val="single" w:sz="16" w:space="4" w:color="1F497D"/>
+        </w:pBdr>
+        <w:shd w:val="clear" w:color="auto" w:fill="1F497D"/>
       </w:pPr>
       <w:r>
-        <w:t>08 — API REST</w:t>
+        <w:rPr>
+          <w:b/>
+          <w:color w:val="FFFFFF"/>
+          <w:sz w:val="20"/>
+        </w:rPr>
+        <w:t xml:space="preserve">  CUMPLIMIENTO DE LA LEY 21.719 DE PROTECCIÓN DE DATOS PERSONALES DE CHILE  </w:t>
+      </w:r>
+    </w:p>
+    <w:p>
+      <w:r>
+        <w:br w:type="page"/>
       </w:r>
     </w:p>
     <w:p>
       <w:pPr>
-        <w:jc w:val="center"/>
+        <w:pStyle w:val="Heading1"/>
       </w:pPr>
       <w:r>
-        <w:t>Referencia completa de endpoints</w:t>
+        <w:t>Control de versiones</w:t>
       </w:r>
     </w:p>
+    <w:tbl>
+      <w:tblPr>
+        <w:tblStyle w:val="TableGrid"/>
+        <w:tblW w:type="auto" w:w="0"/>
+        <w:jc w:val="center"/>
+        <w:tblLook w:firstColumn="1" w:firstRow="1" w:lastColumn="0" w:lastRow="0" w:noHBand="0" w:noVBand="1" w:val="04A0"/>
+      </w:tblPr>
+      <w:tblGrid>
+        <w:gridCol w:w="2493"/>
+        <w:gridCol w:w="2493"/>
+        <w:gridCol w:w="2493"/>
+        <w:gridCol w:w="2493"/>
+      </w:tblGrid>
+      <w:tr>
+        <w:tc>
+          <w:tcPr>
+            <w:tcW w:type="dxa" w:w="850"/>
+            <w:shd w:val="clear" w:color="auto" w:fill="1F497D"/>
+          </w:tcPr>
+          <w:p>
+            <w:r/>
+            <w:r>
+              <w:rPr>
+                <w:b/>
+                <w:color w:val="FFFFFF"/>
+              </w:rPr>
+              <w:t>Versión</w:t>
+            </w:r>
+          </w:p>
+        </w:tc>
+        <w:tc>
+          <w:tcPr>
+            <w:tcW w:type="dxa" w:w="1417"/>
+            <w:shd w:val="clear" w:color="auto" w:fill="1F497D"/>
+          </w:tcPr>
+          <w:p>
+            <w:r/>
+            <w:r>
+              <w:rPr>
+                <w:b/>
+                <w:color w:val="FFFFFF"/>
+              </w:rPr>
+              <w:t>Fecha</w:t>
+            </w:r>
+          </w:p>
+        </w:tc>
+        <w:tc>
+          <w:tcPr>
+            <w:tcW w:type="dxa" w:w="1701"/>
+            <w:shd w:val="clear" w:color="auto" w:fill="1F497D"/>
+          </w:tcPr>
+          <w:p>
+            <w:r/>
+            <w:r>
+              <w:rPr>
+                <w:b/>
+                <w:color w:val="FFFFFF"/>
+              </w:rPr>
+              <w:t>Autor</w:t>
+            </w:r>
+          </w:p>
+        </w:tc>
+        <w:tc>
+          <w:tcPr>
+            <w:tcW w:type="dxa" w:w="6004"/>
+            <w:shd w:val="clear" w:color="auto" w:fill="1F497D"/>
+          </w:tcPr>
+          <w:p>
+            <w:r/>
+            <w:r>
+              <w:rPr>
+                <w:b/>
+                <w:color w:val="FFFFFF"/>
+              </w:rPr>
+              <w:t>Cambios</w:t>
+            </w:r>
+          </w:p>
+        </w:tc>
+      </w:tr>
+      <w:tr>
+        <w:tc>
+          <w:tcPr>
+            <w:tcW w:type="dxa" w:w="850"/>
+          </w:tcPr>
+          <w:p>
+            <w:r>
+              <w:rPr>
+                <w:sz w:val="20"/>
+              </w:rPr>
+              <w:t>1.0</w:t>
+            </w:r>
+          </w:p>
+        </w:tc>
+        <w:tc>
+          <w:tcPr>
+            <w:tcW w:type="dxa" w:w="1417"/>
+          </w:tcPr>
+          <w:p>
+            <w:r>
+              <w:rPr>
+                <w:sz w:val="20"/>
+              </w:rPr>
+              <w:t>Junio 2026</w:t>
+            </w:r>
+          </w:p>
+        </w:tc>
+        <w:tc>
+          <w:tcPr>
+            <w:tcW w:type="dxa" w:w="1701"/>
+          </w:tcPr>
+          <w:p>
+            <w:r>
+              <w:rPr>
+                <w:sz w:val="20"/>
+              </w:rPr>
+              <w:t>Equipo de Desarrollo — Custodio</w:t>
+            </w:r>
+          </w:p>
+        </w:tc>
+        <w:tc>
+          <w:tcPr>
+            <w:tcW w:type="dxa" w:w="2493"/>
+          </w:tcPr>
+          <w:p>
+            <w:r/>
+            <w:r>
+              <w:rPr>
+                <w:sz w:val="20"/>
+              </w:rPr>
+              <w:t>Creación inicial del documento de API.</w:t>
+            </w:r>
+          </w:p>
+        </w:tc>
+      </w:tr>
+      <w:tr>
+        <w:tc>
+          <w:tcPr>
+            <w:tcW w:type="dxa" w:w="850"/>
+          </w:tcPr>
+          <w:p>
+            <w:r>
+              <w:rPr>
+                <w:sz w:val="20"/>
+              </w:rPr>
+              <w:t>1.1</w:t>
+            </w:r>
+          </w:p>
+        </w:tc>
+        <w:tc>
+          <w:tcPr>
+            <w:tcW w:type="dxa" w:w="1417"/>
+          </w:tcPr>
+          <w:p>
+            <w:r>
+              <w:rPr>
+                <w:sz w:val="20"/>
+              </w:rPr>
+              <w:t>Junio 2026</w:t>
+            </w:r>
+          </w:p>
+        </w:tc>
+        <w:tc>
+          <w:tcPr>
+            <w:tcW w:type="dxa" w:w="1701"/>
+          </w:tcPr>
+          <w:p>
+            <w:r>
+              <w:rPr>
+                <w:sz w:val="20"/>
+              </w:rPr>
+              <w:t>Equipo de Desarrollo — Custodio</w:t>
+            </w:r>
+          </w:p>
+        </w:tc>
+        <w:tc>
+          <w:tcPr>
+            <w:tcW w:type="dxa" w:w="2493"/>
+          </w:tcPr>
+          <w:p>
+            <w:r/>
+            <w:r>
+              <w:rPr>
+                <w:sz w:val="20"/>
+              </w:rPr>
+              <w:t>Endpoints completos del módulo RAT y autenticación.</w:t>
+            </w:r>
+          </w:p>
+        </w:tc>
+      </w:tr>
+      <w:tr>
+        <w:tc>
+          <w:tcPr>
+            <w:tcW w:type="dxa" w:w="850"/>
+          </w:tcPr>
+          <w:p>
+            <w:r>
+              <w:rPr>
+                <w:sz w:val="20"/>
+              </w:rPr>
+              <w:t>1.2</w:t>
+            </w:r>
+          </w:p>
+        </w:tc>
+        <w:tc>
+          <w:tcPr>
+            <w:tcW w:type="dxa" w:w="1417"/>
+          </w:tcPr>
+          <w:p>
+            <w:r>
+              <w:rPr>
+                <w:sz w:val="20"/>
+              </w:rPr>
+              <w:t>Junio 2026</w:t>
+            </w:r>
+          </w:p>
+        </w:tc>
+        <w:tc>
+          <w:tcPr>
+            <w:tcW w:type="dxa" w:w="1701"/>
+          </w:tcPr>
+          <w:p>
+            <w:r>
+              <w:rPr>
+                <w:sz w:val="20"/>
+              </w:rPr>
+              <w:t>Equipo de Desarrollo — Custodio</w:t>
+            </w:r>
+          </w:p>
+        </w:tc>
+        <w:tc>
+          <w:tcPr>
+            <w:tcW w:type="dxa" w:w="2493"/>
+          </w:tcPr>
+          <w:p>
+            <w:r/>
+            <w:r>
+              <w:rPr>
+                <w:sz w:val="20"/>
+              </w:rPr>
+              <w:t>_Endpoints de brechas, ARCO, consentimientos._</w:t>
+            </w:r>
+          </w:p>
+        </w:tc>
+      </w:tr>
+      <w:tr>
+        <w:tc>
+          <w:tcPr>
+            <w:tcW w:type="dxa" w:w="850"/>
+          </w:tcPr>
+          <w:p>
+            <w:r>
+              <w:rPr>
+                <w:sz w:val="20"/>
+              </w:rPr>
+              <w:t>1.3</w:t>
+            </w:r>
+          </w:p>
+        </w:tc>
+        <w:tc>
+          <w:tcPr>
+            <w:tcW w:type="dxa" w:w="1417"/>
+          </w:tcPr>
+          <w:p>
+            <w:r>
+              <w:rPr>
+                <w:sz w:val="20"/>
+              </w:rPr>
+              <w:t>Junio 2026</w:t>
+            </w:r>
+          </w:p>
+        </w:tc>
+        <w:tc>
+          <w:tcPr>
+            <w:tcW w:type="dxa" w:w="1701"/>
+          </w:tcPr>
+          <w:p>
+            <w:r>
+              <w:rPr>
+                <w:sz w:val="20"/>
+              </w:rPr>
+              <w:t>Equipo de Desarrollo — Custodio</w:t>
+            </w:r>
+          </w:p>
+        </w:tc>
+        <w:tc>
+          <w:tcPr>
+            <w:tcW w:type="dxa" w:w="2493"/>
+          </w:tcPr>
+          <w:p>
+            <w:r/>
+            <w:r>
+              <w:rPr>
+                <w:sz w:val="20"/>
+              </w:rPr>
+              <w:t>_Beta Launch: /health, RBAC, EIPD._</w:t>
+            </w:r>
+          </w:p>
+        </w:tc>
+      </w:tr>
+      <w:tr>
+        <w:tc>
+          <w:tcPr>
+            <w:tcW w:type="dxa" w:w="850"/>
+          </w:tcPr>
+          <w:p>
+            <w:r>
+              <w:rPr>
+                <w:sz w:val="20"/>
+              </w:rPr>
+              <w:t>1.4</w:t>
+            </w:r>
+          </w:p>
+        </w:tc>
+        <w:tc>
+          <w:tcPr>
+            <w:tcW w:type="dxa" w:w="1417"/>
+          </w:tcPr>
+          <w:p>
+            <w:r>
+              <w:rPr>
+                <w:sz w:val="20"/>
+              </w:rPr>
+              <w:t>Junio 2026</w:t>
+            </w:r>
+          </w:p>
+        </w:tc>
+        <w:tc>
+          <w:tcPr>
+            <w:tcW w:type="dxa" w:w="1701"/>
+          </w:tcPr>
+          <w:p>
+            <w:r>
+              <w:rPr>
+                <w:sz w:val="20"/>
+              </w:rPr>
+              <w:t>Equipo de Desarrollo — Custodio</w:t>
+            </w:r>
+          </w:p>
+        </w:tc>
+        <w:tc>
+          <w:tcPr>
+            <w:tcW w:type="dxa" w:w="2493"/>
+          </w:tcPr>
+          <w:p>
+            <w:r/>
+            <w:r>
+              <w:rPr>
+                <w:sz w:val="20"/>
+              </w:rPr>
+              <w:t>_OCI Object Storage endpoints, asesor IA._</w:t>
+            </w:r>
+          </w:p>
+        </w:tc>
+      </w:tr>
+      <w:tr>
+        <w:tc>
+          <w:tcPr>
+            <w:tcW w:type="dxa" w:w="850"/>
+          </w:tcPr>
+          <w:p>
+            <w:r>
+              <w:rPr>
+                <w:sz w:val="20"/>
+              </w:rPr>
+              <w:t>1.5</w:t>
+            </w:r>
+          </w:p>
+        </w:tc>
+        <w:tc>
+          <w:tcPr>
+            <w:tcW w:type="dxa" w:w="1417"/>
+          </w:tcPr>
+          <w:p>
+            <w:r>
+              <w:rPr>
+                <w:sz w:val="20"/>
+              </w:rPr>
+              <w:t>Junio 2026</w:t>
+            </w:r>
+          </w:p>
+        </w:tc>
+        <w:tc>
+          <w:tcPr>
+            <w:tcW w:type="dxa" w:w="1701"/>
+          </w:tcPr>
+          <w:p>
+            <w:r>
+              <w:rPr>
+                <w:sz w:val="20"/>
+              </w:rPr>
+              <w:t>Equipo de Desarrollo — Custodio</w:t>
+            </w:r>
+          </w:p>
+        </w:tc>
+        <w:tc>
+          <w:tcPr>
+            <w:tcW w:type="dxa" w:w="2493"/>
+          </w:tcPr>
+          <w:p>
+            <w:r/>
+            <w:r>
+              <w:rPr>
+                <w:sz w:val="20"/>
+              </w:rPr>
+              <w:t>PENDING — no regenerado (gap pre-existente).</w:t>
+            </w:r>
+          </w:p>
+        </w:tc>
+      </w:tr>
+      <w:tr>
+        <w:tc>
+          <w:tcPr>
+            <w:tcW w:type="dxa" w:w="850"/>
+          </w:tcPr>
+          <w:p>
+            <w:r>
+              <w:rPr>
+                <w:sz w:val="20"/>
+              </w:rPr>
+              <w:t>1.6</w:t>
+            </w:r>
+          </w:p>
+        </w:tc>
+        <w:tc>
+          <w:tcPr>
+            <w:tcW w:type="dxa" w:w="1417"/>
+          </w:tcPr>
+          <w:p>
+            <w:r>
+              <w:rPr>
+                <w:sz w:val="20"/>
+              </w:rPr>
+              <w:t>Junio 2026</w:t>
+            </w:r>
+          </w:p>
+        </w:tc>
+        <w:tc>
+          <w:tcPr>
+            <w:tcW w:type="dxa" w:w="1701"/>
+          </w:tcPr>
+          <w:p>
+            <w:r>
+              <w:rPr>
+                <w:sz w:val="20"/>
+              </w:rPr>
+              <w:t>Equipo de Desarrollo — Custodio</w:t>
+            </w:r>
+          </w:p>
+        </w:tc>
+        <w:tc>
+          <w:tcPr>
+            <w:tcW w:type="dxa" w:w="2493"/>
+          </w:tcPr>
+          <w:p>
+            <w:r/>
+            <w:r>
+              <w:rPr>
+                <w:sz w:val="20"/>
+              </w:rPr>
+              <w:t>PENDING — no regenerado (gap pre-existente).</w:t>
+            </w:r>
+          </w:p>
+        </w:tc>
+      </w:tr>
+      <w:tr>
+        <w:tc>
+          <w:tcPr>
+            <w:tcW w:type="dxa" w:w="850"/>
+          </w:tcPr>
+          <w:p>
+            <w:r>
+              <w:rPr>
+                <w:sz w:val="20"/>
+              </w:rPr>
+              <w:t>1.7</w:t>
+            </w:r>
+          </w:p>
+        </w:tc>
+        <w:tc>
+          <w:tcPr>
+            <w:tcW w:type="dxa" w:w="1417"/>
+          </w:tcPr>
+          <w:p>
+            <w:r>
+              <w:rPr>
+                <w:sz w:val="20"/>
+              </w:rPr>
+              <w:t>Junio 2026</w:t>
+            </w:r>
+          </w:p>
+        </w:tc>
+        <w:tc>
+          <w:tcPr>
+            <w:tcW w:type="dxa" w:w="1701"/>
+          </w:tcPr>
+          <w:p>
+            <w:r>
+              <w:rPr>
+                <w:sz w:val="20"/>
+              </w:rPr>
+              <w:t>Equipo de Desarrollo — Custodio</w:t>
+            </w:r>
+          </w:p>
+        </w:tc>
+        <w:tc>
+          <w:tcPr>
+            <w:tcW w:type="dxa" w:w="2493"/>
+          </w:tcPr>
+          <w:p>
+            <w:r/>
+            <w:r>
+              <w:rPr>
+                <w:sz w:val="20"/>
+              </w:rPr>
+              <w:t>Gap G1 cerrado: Sprint 2 export endpoints + enqueue-sla-alerts.</w:t>
+            </w:r>
+          </w:p>
+        </w:tc>
+      </w:tr>
+      <w:tr>
+        <w:tc>
+          <w:tcPr>
+            <w:tcW w:type="dxa" w:w="850"/>
+          </w:tcPr>
+          <w:p>
+            <w:r>
+              <w:rPr>
+                <w:sz w:val="20"/>
+              </w:rPr>
+              <w:t>1.8</w:t>
+            </w:r>
+          </w:p>
+        </w:tc>
+        <w:tc>
+          <w:tcPr>
+            <w:tcW w:type="dxa" w:w="1417"/>
+          </w:tcPr>
+          <w:p>
+            <w:r>
+              <w:rPr>
+                <w:sz w:val="20"/>
+              </w:rPr>
+              <w:t>Junio 2026</w:t>
+            </w:r>
+          </w:p>
+        </w:tc>
+        <w:tc>
+          <w:tcPr>
+            <w:tcW w:type="dxa" w:w="1701"/>
+          </w:tcPr>
+          <w:p>
+            <w:r>
+              <w:rPr>
+                <w:sz w:val="20"/>
+              </w:rPr>
+              <w:t>Equipo de Desarrollo — Custodio</w:t>
+            </w:r>
+          </w:p>
+        </w:tc>
+        <w:tc>
+          <w:tcPr>
+            <w:tcW w:type="dxa" w:w="2493"/>
+          </w:tcPr>
+          <w:p>
+            <w:r/>
+            <w:r>
+              <w:rPr>
+                <w:sz w:val="20"/>
+              </w:rPr>
+              <w:t>_PATCH /tkt-solicitud-derecho/{id} con hash SHA-256 auto + validación evidencia. causal_rechazo como CausalRechazoEnum (7 valores)._</w:t>
+            </w:r>
+          </w:p>
+        </w:tc>
+      </w:tr>
+      <w:tr>
+        <w:tc>
+          <w:tcPr>
+            <w:tcW w:type="dxa" w:w="850"/>
+          </w:tcPr>
+          <w:p>
+            <w:r>
+              <w:rPr>
+                <w:sz w:val="20"/>
+              </w:rPr>
+              <w:t>1.9</w:t>
+            </w:r>
+          </w:p>
+        </w:tc>
+        <w:tc>
+          <w:tcPr>
+            <w:tcW w:type="dxa" w:w="1417"/>
+          </w:tcPr>
+          <w:p>
+            <w:r>
+              <w:rPr>
+                <w:sz w:val="20"/>
+              </w:rPr>
+              <w:t>Julio 2026</w:t>
+            </w:r>
+          </w:p>
+        </w:tc>
+        <w:tc>
+          <w:tcPr>
+            <w:tcW w:type="dxa" w:w="1701"/>
+          </w:tcPr>
+          <w:p>
+            <w:r>
+              <w:rPr>
+                <w:sz w:val="20"/>
+              </w:rPr>
+              <w:t>Equipo de Desarrollo — Custodio</w:t>
+            </w:r>
+          </w:p>
+        </w:tc>
+        <w:tc>
+          <w:tcPr>
+            <w:tcW w:type="dxa" w:w="2493"/>
+          </w:tcPr>
+          <w:p>
+            <w:r/>
+            <w:r>
+              <w:rPr>
+                <w:sz w:val="20"/>
+                <w:u w:val="single"/>
+              </w:rPr>
+              <w:t>_IDOR multi-tenant get_rat_for_user() en 6 endpoints RAT. base_legal_valida strict. ConsentimientoAlert en handleSave. Homologación orden campos RAT. PDF con títulos de sección._</w:t>
+            </w:r>
+          </w:p>
+        </w:tc>
+      </w:tr>
+    </w:tbl>
     <w:p/>
     <w:p>
       <w:pPr>
-        <w:jc w:val="center"/>
+        <w:pStyle w:val="Heading2"/>
       </w:pPr>
       <w:r>
-        <w:t>Versión: v1.13  ·  Fecha: 24/08/2026</w:t>
-        <w:br/>
-        <w:t>Ley 21.719 — Protección de Datos Personales de Chile</w:t>
+        <w:t>Estado del documento</w:t>
+      </w:r>
+    </w:p>
+    <w:tbl>
+      <w:tblPr>
+        <w:tblStyle w:val="TableGrid"/>
+        <w:tblW w:type="auto" w:w="0"/>
+        <w:jc w:val="center"/>
+        <w:tblLook w:firstColumn="1" w:firstRow="1" w:lastColumn="0" w:lastRow="0" w:noHBand="0" w:noVBand="1" w:val="04A0"/>
+      </w:tblPr>
+      <w:tblGrid>
+        <w:gridCol w:w="4986"/>
+        <w:gridCol w:w="4986"/>
+      </w:tblGrid>
+      <w:tr>
+        <w:tc>
+          <w:tcPr>
+            <w:tcW w:type="dxa" w:w="4986"/>
+            <w:shd w:val="clear" w:color="auto" w:fill="1F497D"/>
+          </w:tcPr>
+          <w:p>
+            <w:r/>
+            <w:r>
+              <w:rPr>
+                <w:b/>
+                <w:color w:val="FFFFFF"/>
+              </w:rPr>
+              <w:t>Campo</w:t>
+            </w:r>
+          </w:p>
+        </w:tc>
+        <w:tc>
+          <w:tcPr>
+            <w:tcW w:type="dxa" w:w="4986"/>
+            <w:shd w:val="clear" w:color="auto" w:fill="1F497D"/>
+          </w:tcPr>
+          <w:p>
+            <w:r>
+              <w:rPr>
+                <w:b/>
+                <w:color w:val="FFFFFF"/>
+              </w:rPr>
+              <w:t>Valor</w:t>
+            </w:r>
+          </w:p>
+        </w:tc>
+      </w:tr>
+      <w:tr>
+        <w:tc>
+          <w:tcPr>
+            <w:tcW w:type="dxa" w:w="4986"/>
+          </w:tcPr>
+          <w:p>
+            <w:r>
+              <w:rPr>
+                <w:sz w:val="20"/>
+              </w:rPr>
+              <w:t>Nombre</w:t>
+            </w:r>
+          </w:p>
+        </w:tc>
+        <w:tc>
+          <w:tcPr>
+            <w:tcW w:type="dxa" w:w="4986"/>
+          </w:tcPr>
+          <w:p>
+            <w:r>
+              <w:rPr>
+                <w:sz w:val="20"/>
+              </w:rPr>
+              <w:t>API REST</w:t>
+            </w:r>
+          </w:p>
+        </w:tc>
+      </w:tr>
+      <w:tr>
+        <w:tc>
+          <w:tcPr>
+            <w:tcW w:type="dxa" w:w="4986"/>
+          </w:tcPr>
+          <w:p>
+            <w:r>
+              <w:rPr>
+                <w:sz w:val="20"/>
+              </w:rPr>
+              <w:t>Producto</w:t>
+            </w:r>
+          </w:p>
+        </w:tc>
+        <w:tc>
+          <w:tcPr>
+            <w:tcW w:type="dxa" w:w="4986"/>
+          </w:tcPr>
+          <w:p>
+            <w:r>
+              <w:rPr>
+                <w:sz w:val="20"/>
+              </w:rPr>
+              <w:t>Custodio RAT Manager</w:t>
+            </w:r>
+          </w:p>
+        </w:tc>
+      </w:tr>
+      <w:tr>
+        <w:tc>
+          <w:tcPr>
+            <w:tcW w:type="dxa" w:w="4986"/>
+          </w:tcPr>
+          <w:p>
+            <w:r>
+              <w:rPr>
+                <w:sz w:val="20"/>
+              </w:rPr>
+              <w:t>Marco regulatorio</w:t>
+            </w:r>
+          </w:p>
+        </w:tc>
+        <w:tc>
+          <w:tcPr>
+            <w:tcW w:type="dxa" w:w="4986"/>
+          </w:tcPr>
+          <w:p>
+            <w:r>
+              <w:rPr>
+                <w:sz w:val="20"/>
+              </w:rPr>
+              <w:t>Ley N.° 21.719 de Protección de Datos Personales (Chile)</w:t>
+            </w:r>
+          </w:p>
+        </w:tc>
+      </w:tr>
+    </w:tbl>
+    <w:p>
+      <w:r>
+        <w:br w:type="page"/>
+      </w:r>
+    </w:p>
+    <w:p>
+      <w:pPr>
+        <w:pStyle w:val="Heading1"/>
+      </w:pPr>
+      <w:r>
+        <w:t>Tabla de contenido</w:t>
+      </w:r>
+    </w:p>
+    <w:p>
+      <w:r>
+        <w:fldChar w:fldCharType="begin"/>
+        <w:instrText xml:space="preserve">TOC \o "1-3" \h \z \u</w:instrText>
+        <w:fldChar w:fldCharType="separate"/>
+        <w:fldChar w:fldCharType="end"/>
+      </w:r>
+    </w:p>
+    <w:p>
+      <w:r>
+        <w:rPr>
+          <w:i/>
+          <w:color w:val="808080"/>
+          <w:sz w:val="18"/>
+        </w:rPr>
+        <w:t>Sugerencia: en Microsoft Word, presione F9 sobre la tabla para actualizar el contenido y los números de página.</w:t>
       </w:r>
     </w:p>
     <w:p>
@@ -59,7 +1084,10 @@
     </w:p>
     <w:p>
       <w:r>
-        <w:t>Este documento describe todos los endpoints de la API REST de Custodio RAT Manager conforme a la Ley 21.719 de Chile. La API sigue el esquema /api/v1/ (canónico) manteniendo compatibilidad legacy. Versión v1.13 incluye el endpoint de verificación de titular repetido (Público-QW5) y correcciones de nomenclatura APDP.</w:t>
+        <w:rPr>
+          <w:sz w:val="22"/>
+        </w:rPr>
+        <w:t>Este documento especifica la API REST de Custodio RAT Manager. Todos los endpoints requieren Bearer JWT (cookie httpOnly). Rbac: superadmin &gt; admin_empresa &gt; usuario.</w:t>
       </w:r>
     </w:p>
     <w:p>
@@ -67,35 +1095,47 @@
         <w:pStyle w:val="Heading1"/>
       </w:pPr>
       <w:r>
-        <w:t>2. Endpoints Públicos (sin autenticación)</w:t>
+        <w:t>2. Cambios en v1.10 — Endpoints relevantes</w:t>
+      </w:r>
+    </w:p>
+    <w:p>
+      <w:pPr>
+        <w:pStyle w:val="Heading2"/>
+      </w:pPr>
+      <w:r>
+        <w:t>2.1 Módulo TKT — Cambios v1.10</w:t>
       </w:r>
     </w:p>
     <w:tbl>
       <w:tblPr>
         <w:tblStyle w:val="TableGrid"/>
         <w:tblW w:type="auto" w:w="0"/>
+        <w:jc w:val="left"/>
         <w:tblLook w:firstColumn="1" w:firstRow="1" w:lastColumn="0" w:lastRow="0" w:noHBand="0" w:noVBand="1" w:val="04A0"/>
       </w:tblPr>
       <w:tblGrid>
-        <w:gridCol w:w="1234"/>
-        <w:gridCol w:w="1234"/>
-        <w:gridCol w:w="1234"/>
-        <w:gridCol w:w="1234"/>
-        <w:gridCol w:w="1234"/>
-        <w:gridCol w:w="1234"/>
-        <w:gridCol w:w="1234"/>
+        <w:gridCol w:w="1425"/>
+        <w:gridCol w:w="1425"/>
+        <w:gridCol w:w="1425"/>
+        <w:gridCol w:w="1425"/>
+        <w:gridCol w:w="1425"/>
+        <w:gridCol w:w="1425"/>
+        <w:gridCol w:w="1425"/>
       </w:tblGrid>
       <w:tr>
         <w:tc>
           <w:tcPr>
-            <w:tcW w:type="dxa" w:w="1234"/>
-            <w:shd w:fill="1F497D" w:color="auto" w:val="clear"/>
+            <w:tcW w:type="dxa" w:w="794"/>
+            <w:shd w:val="clear" w:color="auto" w:fill="D9E2F3"/>
+            <w:vAlign w:val="center"/>
           </w:tcPr>
           <w:p>
+            <w:r/>
             <w:r>
               <w:rPr>
                 <w:b/>
-                <w:color w:val="FFFFFF"/>
+                <w:color w:val="1F497D"/>
+                <w:sz w:val="20"/>
               </w:rPr>
               <w:t>Método</w:t>
             </w:r>
@@ -103,29 +1143,35 @@
         </w:tc>
         <w:tc>
           <w:tcPr>
-            <w:tcW w:type="dxa" w:w="1234"/>
-            <w:shd w:fill="1F497D" w:color="auto" w:val="clear"/>
+            <w:tcW w:type="dxa" w:w="2835"/>
+            <w:shd w:val="clear" w:color="auto" w:fill="D9E2F3"/>
+            <w:vAlign w:val="center"/>
           </w:tcPr>
           <w:p>
+            <w:r/>
             <w:r>
               <w:rPr>
                 <w:b/>
-                <w:color w:val="FFFFFF"/>
+                <w:color w:val="1F497D"/>
+                <w:sz w:val="20"/>
               </w:rPr>
-              <w:t>Ruta</w:t>
+              <w:t>Path</w:t>
             </w:r>
           </w:p>
         </w:tc>
         <w:tc>
           <w:tcPr>
-            <w:tcW w:type="dxa" w:w="1234"/>
-            <w:shd w:fill="1F497D" w:color="auto" w:val="clear"/>
+            <w:tcW w:type="dxa" w:w="567"/>
+            <w:shd w:val="clear" w:color="auto" w:fill="D9E2F3"/>
+            <w:vAlign w:val="center"/>
           </w:tcPr>
           <w:p>
+            <w:r/>
             <w:r>
               <w:rPr>
                 <w:b/>
-                <w:color w:val="FFFFFF"/>
+                <w:color w:val="1F497D"/>
+                <w:sz w:val="20"/>
               </w:rPr>
               <w:t>Auth</w:t>
             </w:r>
@@ -133,14 +1179,17 @@
         </w:tc>
         <w:tc>
           <w:tcPr>
-            <w:tcW w:type="dxa" w:w="1234"/>
-            <w:shd w:fill="1F497D" w:color="auto" w:val="clear"/>
+            <w:tcW w:type="dxa" w:w="1417"/>
+            <w:shd w:val="clear" w:color="auto" w:fill="D9E2F3"/>
+            <w:vAlign w:val="center"/>
           </w:tcPr>
           <w:p>
+            <w:r/>
             <w:r>
               <w:rPr>
                 <w:b/>
-                <w:color w:val="FFFFFF"/>
+                <w:color w:val="1F497D"/>
+                <w:sz w:val="20"/>
               </w:rPr>
               <w:t>RBAC</w:t>
             </w:r>
@@ -148,46 +1197,55 @@
         </w:tc>
         <w:tc>
           <w:tcPr>
-            <w:tcW w:type="dxa" w:w="1234"/>
-            <w:shd w:fill="1F497D" w:color="auto" w:val="clear"/>
+            <w:tcW w:type="dxa" w:w="2268"/>
+            <w:shd w:val="clear" w:color="auto" w:fill="D9E2F3"/>
+            <w:vAlign w:val="center"/>
           </w:tcPr>
           <w:p>
+            <w:r/>
             <w:r>
               <w:rPr>
                 <w:b/>
-                <w:color w:val="FFFFFF"/>
+                <w:color w:val="1F497D"/>
+                <w:sz w:val="20"/>
               </w:rPr>
-              <w:t>Parámetros</w:t>
+              <w:t>Params</w:t>
             </w:r>
           </w:p>
         </w:tc>
         <w:tc>
           <w:tcPr>
-            <w:tcW w:type="dxa" w:w="1234"/>
-            <w:shd w:fill="1F497D" w:color="auto" w:val="clear"/>
+            <w:tcW w:type="dxa" w:w="1984"/>
+            <w:shd w:val="clear" w:color="auto" w:fill="D9E2F3"/>
+            <w:vAlign w:val="center"/>
           </w:tcPr>
           <w:p>
+            <w:r/>
             <w:r>
               <w:rPr>
                 <w:b/>
-                <w:color w:val="FFFFFF"/>
+                <w:color w:val="1F497D"/>
+                <w:sz w:val="20"/>
               </w:rPr>
-              <w:t>Respuesta</w:t>
+              <w:t>Response</w:t>
             </w:r>
           </w:p>
         </w:tc>
         <w:tc>
           <w:tcPr>
-            <w:tcW w:type="dxa" w:w="1234"/>
-            <w:shd w:fill="1F497D" w:color="auto" w:val="clear"/>
+            <w:tcW w:type="dxa" w:w="1417"/>
+            <w:shd w:val="clear" w:color="auto" w:fill="D9E2F3"/>
+            <w:vAlign w:val="center"/>
           </w:tcPr>
           <w:p>
+            <w:r/>
             <w:r>
               <w:rPr>
                 <w:b/>
-                <w:color w:val="FFFFFF"/>
+                <w:color w:val="1F497D"/>
+                <w:sz w:val="20"/>
               </w:rPr>
-              <w:t>Descripción</w:t>
+              <w:t>Tags</w:t>
             </w:r>
           </w:p>
         </w:tc>
@@ -195,71 +1253,107 @@
       <w:tr>
         <w:tc>
           <w:tcPr>
-            <w:tcW w:type="dxa" w:w="1234"/>
+            <w:tcW w:type="dxa" w:w="794"/>
+            <w:vAlign w:val="top"/>
           </w:tcPr>
           <w:p>
+            <w:r/>
             <w:r>
-              <w:t>GET</w:t>
+              <w:rPr>
+                <w:b/>
+                <w:sz w:val="20"/>
+              </w:rPr>
+              <w:t>PATCH</w:t>
             </w:r>
           </w:p>
         </w:tc>
         <w:tc>
           <w:tcPr>
-            <w:tcW w:type="dxa" w:w="1234"/>
+            <w:tcW w:type="dxa" w:w="2835"/>
+            <w:vAlign w:val="top"/>
           </w:tcPr>
           <w:p>
+            <w:r/>
             <w:r>
-              <w:t>/publico/empresas</w:t>
+              <w:rPr>
+                <w:sz w:val="20"/>
+              </w:rPr>
+              <w:t>/tkt-solicitud-derecho/{ticket_id}</w:t>
             </w:r>
           </w:p>
         </w:tc>
         <w:tc>
           <w:tcPr>
-            <w:tcW w:type="dxa" w:w="1234"/>
+            <w:tcW w:type="dxa" w:w="567"/>
+            <w:vAlign w:val="top"/>
           </w:tcPr>
           <w:p>
+            <w:r/>
             <w:r>
-              <w:t>—</w:t>
+              <w:rPr>
+                <w:sz w:val="20"/>
+              </w:rPr>
+              <w:t>JWT</w:t>
             </w:r>
           </w:p>
         </w:tc>
         <w:tc>
           <w:tcPr>
-            <w:tcW w:type="dxa" w:w="1234"/>
+            <w:tcW w:type="dxa" w:w="1417"/>
+            <w:vAlign w:val="top"/>
           </w:tcPr>
           <w:p>
+            <w:r/>
             <w:r>
-              <w:t>—</w:t>
+              <w:rPr>
+                <w:sz w:val="20"/>
+              </w:rPr>
+              <w:t>admin_empresa, superadmin</w:t>
             </w:r>
           </w:p>
         </w:tc>
         <w:tc>
           <w:tcPr>
-            <w:tcW w:type="dxa" w:w="1234"/>
+            <w:tcW w:type="dxa" w:w="2268"/>
+            <w:vAlign w:val="top"/>
           </w:tcPr>
           <w:p>
+            <w:r/>
             <w:r>
-              <w:t>—</w:t>
+              <w:rPr>
+                <w:sz w:val="20"/>
+              </w:rPr>
+              <w:t>estado, respuesta_texto, causal_rechazo*, prioridad, responsable_id</w:t>
             </w:r>
           </w:p>
         </w:tc>
         <w:tc>
           <w:tcPr>
-            <w:tcW w:type="dxa" w:w="1234"/>
+            <w:tcW w:type="dxa" w:w="1984"/>
+            <w:vAlign w:val="top"/>
           </w:tcPr>
           <w:p>
+            <w:r/>
             <w:r>
-              <w:t>200 list[EmpresaPublica]</w:t>
+              <w:rPr>
+                <w:sz w:val="20"/>
+              </w:rPr>
+              <w:t>200 + TktTicketResponse</w:t>
             </w:r>
           </w:p>
         </w:tc>
         <w:tc>
           <w:tcPr>
-            <w:tcW w:type="dxa" w:w="1234"/>
+            <w:tcW w:type="dxa" w:w="1417"/>
+            <w:vAlign w:val="top"/>
           </w:tcPr>
           <w:p>
+            <w:r/>
             <w:r>
-              <w:t>Lista empresas activas (id+nombre) para el formulario ARCO.</w:t>
+              <w:rPr>
+                <w:sz w:val="20"/>
+              </w:rPr>
+              <w:t>TKT-ARCO</w:t>
             </w:r>
           </w:p>
         </w:tc>
@@ -267,71 +1361,102 @@
       <w:tr>
         <w:tc>
           <w:tcPr>
-            <w:tcW w:type="dxa" w:w="1234"/>
+            <w:tcW w:type="dxa" w:w="794"/>
+            <w:vAlign w:val="top"/>
           </w:tcPr>
           <w:p>
+            <w:r/>
             <w:r>
-              <w:t>GET</w:t>
+              <w:rPr>
+                <w:b/>
+                <w:sz w:val="20"/>
+              </w:rPr>
+              <w:t>*</w:t>
             </w:r>
           </w:p>
         </w:tc>
         <w:tc>
           <w:tcPr>
-            <w:tcW w:type="dxa" w:w="1234"/>
+            <w:tcW w:type="dxa" w:w="2835"/>
+            <w:vAlign w:val="top"/>
           </w:tcPr>
           <w:p>
+            <w:r/>
             <w:r>
-              <w:t>/publico/csrf-token</w:t>
+              <w:rPr>
+                <w:sz w:val="20"/>
+              </w:rPr>
+              <w:t>*causal_rechazo: enum cerrado (CausalRechazoEnum) con 7 valores: falta_identidad, solicitud_manifiestamente_infundada, solicitud_excesiva, falta_poder_notorial, plazo_vencido, identidad_no_verificada, otro</w:t>
             </w:r>
           </w:p>
         </w:tc>
         <w:tc>
           <w:tcPr>
-            <w:tcW w:type="dxa" w:w="1234"/>
+            <w:tcW w:type="dxa" w:w="567"/>
+            <w:vAlign w:val="top"/>
           </w:tcPr>
           <w:p>
+            <w:r/>
             <w:r>
-              <w:t>—</w:t>
+              <w:rPr>
+                <w:sz w:val="20"/>
+              </w:rPr>
             </w:r>
           </w:p>
         </w:tc>
         <w:tc>
           <w:tcPr>
-            <w:tcW w:type="dxa" w:w="1234"/>
+            <w:tcW w:type="dxa" w:w="1417"/>
+            <w:vAlign w:val="top"/>
           </w:tcPr>
           <w:p>
+            <w:r/>
             <w:r>
-              <w:t>—</w:t>
+              <w:rPr>
+                <w:sz w:val="20"/>
+              </w:rPr>
             </w:r>
           </w:p>
         </w:tc>
         <w:tc>
           <w:tcPr>
-            <w:tcW w:type="dxa" w:w="1234"/>
+            <w:tcW w:type="dxa" w:w="2268"/>
+            <w:vAlign w:val="top"/>
           </w:tcPr>
           <w:p>
+            <w:r/>
             <w:r>
-              <w:t>—</w:t>
+              <w:rPr>
+                <w:sz w:val="20"/>
+              </w:rPr>
             </w:r>
           </w:p>
         </w:tc>
         <w:tc>
           <w:tcPr>
-            <w:tcW w:type="dxa" w:w="1234"/>
+            <w:tcW w:type="dxa" w:w="1984"/>
+            <w:vAlign w:val="top"/>
           </w:tcPr>
           <w:p>
+            <w:r/>
             <w:r>
-              <w:t>200 CsrfTokenResponse</w:t>
+              <w:rPr>
+                <w:sz w:val="20"/>
+              </w:rPr>
             </w:r>
           </w:p>
         </w:tc>
         <w:tc>
           <w:tcPr>
-            <w:tcW w:type="dxa" w:w="1234"/>
+            <w:tcW w:type="dxa" w:w="1417"/>
+            <w:vAlign w:val="top"/>
           </w:tcPr>
           <w:p>
+            <w:r/>
             <w:r>
-              <w:t>Token HMAC-SHA256 para proteger formulario público (30/min).</w:t>
+              <w:rPr>
+                <w:sz w:val="20"/>
+              </w:rPr>
             </w:r>
           </w:p>
         </w:tc>
@@ -339,71 +1464,102 @@
       <w:tr>
         <w:tc>
           <w:tcPr>
-            <w:tcW w:type="dxa" w:w="1234"/>
+            <w:tcW w:type="dxa" w:w="794"/>
+            <w:vAlign w:val="top"/>
           </w:tcPr>
           <w:p>
+            <w:r/>
             <w:r>
-              <w:t>GET</w:t>
+              <w:rPr>
+                <w:b/>
+                <w:sz w:val="20"/>
+              </w:rPr>
+              <w:t>*</w:t>
             </w:r>
           </w:p>
         </w:tc>
         <w:tc>
           <w:tcPr>
-            <w:tcW w:type="dxa" w:w="1234"/>
+            <w:tcW w:type="dxa" w:w="2835"/>
+            <w:vAlign w:val="top"/>
           </w:tcPr>
           <w:p>
+            <w:r/>
             <w:r>
-              <w:t>/publico/verificar-titular</w:t>
+              <w:rPr>
+                <w:sz w:val="20"/>
+              </w:rPr>
+              <w:t>*HTTP 400 si estado=resuelto sin adjuntos ni respuesta_texto (evidencia obligatoria)</w:t>
             </w:r>
           </w:p>
         </w:tc>
         <w:tc>
           <w:tcPr>
-            <w:tcW w:type="dxa" w:w="1234"/>
+            <w:tcW w:type="dxa" w:w="567"/>
+            <w:vAlign w:val="top"/>
           </w:tcPr>
           <w:p>
+            <w:r/>
             <w:r>
-              <w:t>—</w:t>
+              <w:rPr>
+                <w:sz w:val="20"/>
+              </w:rPr>
             </w:r>
           </w:p>
         </w:tc>
         <w:tc>
           <w:tcPr>
-            <w:tcW w:type="dxa" w:w="1234"/>
+            <w:tcW w:type="dxa" w:w="1417"/>
+            <w:vAlign w:val="top"/>
           </w:tcPr>
           <w:p>
+            <w:r/>
             <w:r>
-              <w:t>—</w:t>
+              <w:rPr>
+                <w:sz w:val="20"/>
+              </w:rPr>
             </w:r>
           </w:p>
         </w:tc>
         <w:tc>
           <w:tcPr>
-            <w:tcW w:type="dxa" w:w="1234"/>
+            <w:tcW w:type="dxa" w:w="2268"/>
+            <w:vAlign w:val="top"/>
           </w:tcPr>
           <w:p>
+            <w:r/>
             <w:r>
-              <w:t>company_id, email</w:t>
+              <w:rPr>
+                <w:sz w:val="20"/>
+              </w:rPr>
             </w:r>
           </w:p>
         </w:tc>
         <w:tc>
           <w:tcPr>
-            <w:tcW w:type="dxa" w:w="1234"/>
+            <w:tcW w:type="dxa" w:w="1984"/>
+            <w:vAlign w:val="top"/>
           </w:tcPr>
           <w:p>
+            <w:r/>
             <w:r>
-              <w:t>200 {tiene_tickets_abiertos, cantidad}</w:t>
+              <w:rPr>
+                <w:sz w:val="20"/>
+              </w:rPr>
             </w:r>
           </w:p>
         </w:tc>
         <w:tc>
           <w:tcPr>
-            <w:tcW w:type="dxa" w:w="1234"/>
+            <w:tcW w:type="dxa" w:w="1417"/>
+            <w:vAlign w:val="top"/>
           </w:tcPr>
           <w:p>
+            <w:r/>
             <w:r>
-              <w:t>Verifica si email ya tiene tickets abiertos. Rate 20/min. (QW5)</w:t>
+              <w:rPr>
+                <w:sz w:val="20"/>
+              </w:rPr>
             </w:r>
           </w:p>
         </w:tc>
@@ -411,215 +1567,102 @@
       <w:tr>
         <w:tc>
           <w:tcPr>
-            <w:tcW w:type="dxa" w:w="1234"/>
+            <w:tcW w:type="dxa" w:w="794"/>
+            <w:vAlign w:val="top"/>
           </w:tcPr>
           <w:p>
+            <w:r/>
             <w:r>
-              <w:t>POST</w:t>
+              <w:rPr>
+                <w:b/>
+                <w:sz w:val="20"/>
+              </w:rPr>
+              <w:t>*</w:t>
             </w:r>
           </w:p>
         </w:tc>
         <w:tc>
           <w:tcPr>
-            <w:tcW w:type="dxa" w:w="1234"/>
+            <w:tcW w:type="dxa" w:w="2835"/>
+            <w:vAlign w:val="top"/>
           </w:tcPr>
           <w:p>
+            <w:r/>
             <w:r>
-              <w:t>/publico/ejercer-derechos</w:t>
+              <w:rPr>
+                <w:sz w:val="20"/>
+              </w:rPr>
+              <w:t>*SHA-256 computado automáticamente de tkt_adjuntos al resolver</w:t>
             </w:r>
           </w:p>
         </w:tc>
         <w:tc>
           <w:tcPr>
-            <w:tcW w:type="dxa" w:w="1234"/>
+            <w:tcW w:type="dxa" w:w="567"/>
+            <w:vAlign w:val="top"/>
           </w:tcPr>
           <w:p>
+            <w:r/>
             <w:r>
-              <w:t>—</w:t>
+              <w:rPr>
+                <w:sz w:val="20"/>
+              </w:rPr>
             </w:r>
           </w:p>
         </w:tc>
         <w:tc>
           <w:tcPr>
-            <w:tcW w:type="dxa" w:w="1234"/>
+            <w:tcW w:type="dxa" w:w="1417"/>
+            <w:vAlign w:val="top"/>
           </w:tcPr>
           <w:p>
+            <w:r/>
             <w:r>
-              <w:t>—</w:t>
+              <w:rPr>
+                <w:sz w:val="20"/>
+              </w:rPr>
             </w:r>
           </w:p>
         </w:tc>
         <w:tc>
           <w:tcPr>
-            <w:tcW w:type="dxa" w:w="1234"/>
+            <w:tcW w:type="dxa" w:w="2268"/>
+            <w:vAlign w:val="top"/>
           </w:tcPr>
           <w:p>
+            <w:r/>
             <w:r>
-              <w:t>EjercerDerechosRequest</w:t>
+              <w:rPr>
+                <w:sz w:val="20"/>
+              </w:rPr>
             </w:r>
           </w:p>
         </w:tc>
         <w:tc>
           <w:tcPr>
-            <w:tcW w:type="dxa" w:w="1234"/>
+            <w:tcW w:type="dxa" w:w="1984"/>
+            <w:vAlign w:val="top"/>
           </w:tcPr>
           <w:p>
+            <w:r/>
             <w:r>
-              <w:t>201 {tracking_token, mensaje}</w:t>
+              <w:rPr>
+                <w:sz w:val="20"/>
+              </w:rPr>
             </w:r>
           </w:p>
         </w:tc>
         <w:tc>
           <w:tcPr>
-            <w:tcW w:type="dxa" w:w="1234"/>
+            <w:tcW w:type="dxa" w:w="1417"/>
+            <w:vAlign w:val="top"/>
           </w:tcPr>
           <w:p>
+            <w:r/>
             <w:r>
-              <w:t>Crea solicitud ARCO pública (10/hora por IP). Acuse email automático.</w:t>
-            </w:r>
-          </w:p>
-        </w:tc>
-      </w:tr>
-      <w:tr>
-        <w:tc>
-          <w:tcPr>
-            <w:tcW w:type="dxa" w:w="1234"/>
-          </w:tcPr>
-          <w:p>
-            <w:r>
-              <w:t>GET</w:t>
-            </w:r>
-          </w:p>
-        </w:tc>
-        <w:tc>
-          <w:tcPr>
-            <w:tcW w:type="dxa" w:w="1234"/>
-          </w:tcPr>
-          <w:p>
-            <w:r>
-              <w:t>/seguimiento/{token}</w:t>
-            </w:r>
-          </w:p>
-        </w:tc>
-        <w:tc>
-          <w:tcPr>
-            <w:tcW w:type="dxa" w:w="1234"/>
-          </w:tcPr>
-          <w:p>
-            <w:r>
-              <w:t>—</w:t>
-            </w:r>
-          </w:p>
-        </w:tc>
-        <w:tc>
-          <w:tcPr>
-            <w:tcW w:type="dxa" w:w="1234"/>
-          </w:tcPr>
-          <w:p>
-            <w:r>
-              <w:t>—</w:t>
-            </w:r>
-          </w:p>
-        </w:tc>
-        <w:tc>
-          <w:tcPr>
-            <w:tcW w:type="dxa" w:w="1234"/>
-          </w:tcPr>
-          <w:p>
-            <w:r>
-              <w:t>token (path)</w:t>
-            </w:r>
-          </w:p>
-        </w:tc>
-        <w:tc>
-          <w:tcPr>
-            <w:tcW w:type="dxa" w:w="1234"/>
-          </w:tcPr>
-          <w:p>
-            <w:r>
-              <w:t>200 SeguimientoOut</w:t>
-            </w:r>
-          </w:p>
-        </w:tc>
-        <w:tc>
-          <w:tcPr>
-            <w:tcW w:type="dxa" w:w="1234"/>
-          </w:tcPr>
-          <w:p>
-            <w:r>
-              <w:t>Consulta pública de estado de ticket por tracking token.</w:t>
-            </w:r>
-          </w:p>
-        </w:tc>
-      </w:tr>
-      <w:tr>
-        <w:tc>
-          <w:tcPr>
-            <w:tcW w:type="dxa" w:w="1234"/>
-          </w:tcPr>
-          <w:p>
-            <w:r>
-              <w:t>GET</w:t>
-            </w:r>
-          </w:p>
-        </w:tc>
-        <w:tc>
-          <w:tcPr>
-            <w:tcW w:type="dxa" w:w="1234"/>
-          </w:tcPr>
-          <w:p>
-            <w:r>
-              <w:t>/publico/transparencia/{id}</w:t>
-            </w:r>
-          </w:p>
-        </w:tc>
-        <w:tc>
-          <w:tcPr>
-            <w:tcW w:type="dxa" w:w="1234"/>
-          </w:tcPr>
-          <w:p>
-            <w:r>
-              <w:t>—</w:t>
-            </w:r>
-          </w:p>
-        </w:tc>
-        <w:tc>
-          <w:tcPr>
-            <w:tcW w:type="dxa" w:w="1234"/>
-          </w:tcPr>
-          <w:p>
-            <w:r>
-              <w:t>—</w:t>
-            </w:r>
-          </w:p>
-        </w:tc>
-        <w:tc>
-          <w:tcPr>
-            <w:tcW w:type="dxa" w:w="1234"/>
-          </w:tcPr>
-          <w:p>
-            <w:r>
-              <w:t>company_id (path)</w:t>
-            </w:r>
-          </w:p>
-        </w:tc>
-        <w:tc>
-          <w:tcPr>
-            <w:tcW w:type="dxa" w:w="1234"/>
-          </w:tcPr>
-          <w:p>
-            <w:r>
-              <w:t>200 PoliticaTransparenciaOut</w:t>
-            </w:r>
-          </w:p>
-        </w:tc>
-        <w:tc>
-          <w:tcPr>
-            <w:tcW w:type="dxa" w:w="1234"/>
-          </w:tcPr>
-          <w:p>
-            <w:r>
-              <w:t>Política de transparencia pública (Art. 14 ter). Cache recomendado.</w:t>
+              <w:rPr>
+                <w:sz w:val="20"/>
+              </w:rPr>
             </w:r>
           </w:p>
         </w:tc>
@@ -630,35 +1673,47 @@
         <w:pStyle w:val="Heading1"/>
       </w:pPr>
       <w:r>
-        <w:t>3. Autenticación</w:t>
+        <w:t>3. Cambios en v1.10 — IDOR multi-tenant y homologación</w:t>
+      </w:r>
+    </w:p>
+    <w:p>
+      <w:pPr>
+        <w:pStyle w:val="Heading2"/>
+      </w:pPr>
+      <w:r>
+        <w:t>3.1 Módulo RAT — IDOR multi-tenant v1.10</w:t>
       </w:r>
     </w:p>
     <w:tbl>
       <w:tblPr>
         <w:tblStyle w:val="TableGrid"/>
         <w:tblW w:type="auto" w:w="0"/>
+        <w:jc w:val="left"/>
         <w:tblLook w:firstColumn="1" w:firstRow="1" w:lastColumn="0" w:lastRow="0" w:noHBand="0" w:noVBand="1" w:val="04A0"/>
       </w:tblPr>
       <w:tblGrid>
-        <w:gridCol w:w="1234"/>
-        <w:gridCol w:w="1234"/>
-        <w:gridCol w:w="1234"/>
-        <w:gridCol w:w="1234"/>
-        <w:gridCol w:w="1234"/>
-        <w:gridCol w:w="1234"/>
-        <w:gridCol w:w="1234"/>
+        <w:gridCol w:w="1425"/>
+        <w:gridCol w:w="1425"/>
+        <w:gridCol w:w="1425"/>
+        <w:gridCol w:w="1425"/>
+        <w:gridCol w:w="1425"/>
+        <w:gridCol w:w="1425"/>
+        <w:gridCol w:w="1425"/>
       </w:tblGrid>
       <w:tr>
         <w:tc>
           <w:tcPr>
-            <w:tcW w:type="dxa" w:w="1234"/>
-            <w:shd w:fill="1F497D" w:color="auto" w:val="clear"/>
+            <w:tcW w:type="dxa" w:w="794"/>
+            <w:shd w:val="clear" w:color="auto" w:fill="D9E2F3"/>
+            <w:vAlign w:val="center"/>
           </w:tcPr>
           <w:p>
+            <w:r/>
             <w:r>
               <w:rPr>
                 <w:b/>
-                <w:color w:val="FFFFFF"/>
+                <w:color w:val="1F497D"/>
+                <w:sz w:val="20"/>
               </w:rPr>
               <w:t>Método</w:t>
             </w:r>
@@ -666,29 +1721,35 @@
         </w:tc>
         <w:tc>
           <w:tcPr>
-            <w:tcW w:type="dxa" w:w="1234"/>
-            <w:shd w:fill="1F497D" w:color="auto" w:val="clear"/>
+            <w:tcW w:type="dxa" w:w="2835"/>
+            <w:shd w:val="clear" w:color="auto" w:fill="D9E2F3"/>
+            <w:vAlign w:val="center"/>
           </w:tcPr>
           <w:p>
+            <w:r/>
             <w:r>
               <w:rPr>
                 <w:b/>
-                <w:color w:val="FFFFFF"/>
+                <w:color w:val="1F497D"/>
+                <w:sz w:val="20"/>
               </w:rPr>
-              <w:t>Ruta</w:t>
+              <w:t>Path</w:t>
             </w:r>
           </w:p>
         </w:tc>
         <w:tc>
           <w:tcPr>
-            <w:tcW w:type="dxa" w:w="1234"/>
-            <w:shd w:fill="1F497D" w:color="auto" w:val="clear"/>
+            <w:tcW w:type="dxa" w:w="567"/>
+            <w:shd w:val="clear" w:color="auto" w:fill="D9E2F3"/>
+            <w:vAlign w:val="center"/>
           </w:tcPr>
           <w:p>
+            <w:r/>
             <w:r>
               <w:rPr>
                 <w:b/>
-                <w:color w:val="FFFFFF"/>
+                <w:color w:val="1F497D"/>
+                <w:sz w:val="20"/>
               </w:rPr>
               <w:t>Auth</w:t>
             </w:r>
@@ -696,14 +1757,17 @@
         </w:tc>
         <w:tc>
           <w:tcPr>
-            <w:tcW w:type="dxa" w:w="1234"/>
-            <w:shd w:fill="1F497D" w:color="auto" w:val="clear"/>
+            <w:tcW w:type="dxa" w:w="1417"/>
+            <w:shd w:val="clear" w:color="auto" w:fill="D9E2F3"/>
+            <w:vAlign w:val="center"/>
           </w:tcPr>
           <w:p>
+            <w:r/>
             <w:r>
               <w:rPr>
                 <w:b/>
-                <w:color w:val="FFFFFF"/>
+                <w:color w:val="1F497D"/>
+                <w:sz w:val="20"/>
               </w:rPr>
               <w:t>RBAC</w:t>
             </w:r>
@@ -711,46 +1775,55 @@
         </w:tc>
         <w:tc>
           <w:tcPr>
-            <w:tcW w:type="dxa" w:w="1234"/>
-            <w:shd w:fill="1F497D" w:color="auto" w:val="clear"/>
+            <w:tcW w:type="dxa" w:w="2268"/>
+            <w:shd w:val="clear" w:color="auto" w:fill="D9E2F3"/>
+            <w:vAlign w:val="center"/>
           </w:tcPr>
           <w:p>
+            <w:r/>
             <w:r>
               <w:rPr>
                 <w:b/>
-                <w:color w:val="FFFFFF"/>
+                <w:color w:val="1F497D"/>
+                <w:sz w:val="20"/>
               </w:rPr>
-              <w:t>Parámetros</w:t>
+              <w:t>Params</w:t>
             </w:r>
           </w:p>
         </w:tc>
         <w:tc>
           <w:tcPr>
-            <w:tcW w:type="dxa" w:w="1234"/>
-            <w:shd w:fill="1F497D" w:color="auto" w:val="clear"/>
+            <w:tcW w:type="dxa" w:w="1984"/>
+            <w:shd w:val="clear" w:color="auto" w:fill="D9E2F3"/>
+            <w:vAlign w:val="center"/>
           </w:tcPr>
           <w:p>
+            <w:r/>
             <w:r>
               <w:rPr>
                 <w:b/>
-                <w:color w:val="FFFFFF"/>
+                <w:color w:val="1F497D"/>
+                <w:sz w:val="20"/>
               </w:rPr>
-              <w:t>Respuesta</w:t>
+              <w:t>Response</w:t>
             </w:r>
           </w:p>
         </w:tc>
         <w:tc>
           <w:tcPr>
-            <w:tcW w:type="dxa" w:w="1234"/>
-            <w:shd w:fill="1F497D" w:color="auto" w:val="clear"/>
+            <w:tcW w:type="dxa" w:w="1417"/>
+            <w:shd w:val="clear" w:color="auto" w:fill="D9E2F3"/>
+            <w:vAlign w:val="center"/>
           </w:tcPr>
           <w:p>
+            <w:r/>
             <w:r>
               <w:rPr>
                 <w:b/>
-                <w:color w:val="FFFFFF"/>
+                <w:color w:val="1F497D"/>
+                <w:sz w:val="20"/>
               </w:rPr>
-              <w:t>Descripción</w:t>
+              <w:t>Tags</w:t>
             </w:r>
           </w:p>
         </w:tc>
@@ -758,71 +1831,107 @@
       <w:tr>
         <w:tc>
           <w:tcPr>
-            <w:tcW w:type="dxa" w:w="1234"/>
+            <w:tcW w:type="dxa" w:w="794"/>
+            <w:vAlign w:val="top"/>
           </w:tcPr>
           <w:p>
+            <w:r/>
             <w:r>
-              <w:t>POST</w:t>
+              <w:rPr>
+                <w:b/>
+                <w:sz w:val="20"/>
+              </w:rPr>
+              <w:t>GET</w:t>
             </w:r>
           </w:p>
         </w:tc>
         <w:tc>
           <w:tcPr>
-            <w:tcW w:type="dxa" w:w="1234"/>
+            <w:tcW w:type="dxa" w:w="2835"/>
+            <w:vAlign w:val="top"/>
           </w:tcPr>
           <w:p>
+            <w:r/>
             <w:r>
-              <w:t>/auth/login</w:t>
+              <w:rPr>
+                <w:sz w:val="20"/>
+              </w:rPr>
+              <w:t>/rats/{rat_id}</w:t>
             </w:r>
           </w:p>
         </w:tc>
         <w:tc>
           <w:tcPr>
-            <w:tcW w:type="dxa" w:w="1234"/>
+            <w:tcW w:type="dxa" w:w="567"/>
+            <w:vAlign w:val="top"/>
           </w:tcPr>
           <w:p>
+            <w:r/>
             <w:r>
+              <w:rPr>
+                <w:sz w:val="20"/>
+              </w:rPr>
+              <w:t>JWT</w:t>
+            </w:r>
+          </w:p>
+        </w:tc>
+        <w:tc>
+          <w:tcPr>
+            <w:tcW w:type="dxa" w:w="1417"/>
+            <w:vAlign w:val="top"/>
+          </w:tcPr>
+          <w:p>
+            <w:r/>
+            <w:r>
+              <w:rPr>
+                <w:sz w:val="20"/>
+              </w:rPr>
+              <w:t>admin_empresa, superadmin</w:t>
+            </w:r>
+          </w:p>
+        </w:tc>
+        <w:tc>
+          <w:tcPr>
+            <w:tcW w:type="dxa" w:w="2268"/>
+            <w:vAlign w:val="top"/>
+          </w:tcPr>
+          <w:p>
+            <w:r/>
+            <w:r>
+              <w:rPr>
+                <w:sz w:val="20"/>
+              </w:rPr>
               <w:t>—</w:t>
             </w:r>
           </w:p>
         </w:tc>
         <w:tc>
           <w:tcPr>
-            <w:tcW w:type="dxa" w:w="1234"/>
+            <w:tcW w:type="dxa" w:w="1984"/>
+            <w:vAlign w:val="top"/>
           </w:tcPr>
           <w:p>
+            <w:r/>
             <w:r>
-              <w:t>—</w:t>
+              <w:rPr>
+                <w:sz w:val="20"/>
+              </w:rPr>
+              <w:t>200 + RatResponse | 404 si empresa no coincide</w:t>
             </w:r>
           </w:p>
         </w:tc>
         <w:tc>
           <w:tcPr>
-            <w:tcW w:type="dxa" w:w="1234"/>
+            <w:tcW w:type="dxa" w:w="1417"/>
+            <w:vAlign w:val="top"/>
           </w:tcPr>
           <w:p>
+            <w:r/>
             <w:r>
-              <w:t>username, password</w:t>
-            </w:r>
-          </w:p>
-        </w:tc>
-        <w:tc>
-          <w:tcPr>
-            <w:tcW w:type="dxa" w:w="1234"/>
-          </w:tcPr>
-          <w:p>
-            <w:r>
-              <w:t>200 {access_token}</w:t>
-            </w:r>
-          </w:p>
-        </w:tc>
-        <w:tc>
-          <w:tcPr>
-            <w:tcW w:type="dxa" w:w="1234"/>
-          </w:tcPr>
-          <w:p>
-            <w:r>
-              <w:t>Login JWT. Access token (8h) + refresh cookie httpOnly (30d).</w:t>
+              <w:rPr>
+                <w:sz w:val="20"/>
+              </w:rPr>
+              <w:t>RAT</w:t>
             </w:r>
           </w:p>
         </w:tc>
@@ -830,71 +1939,107 @@
       <w:tr>
         <w:tc>
           <w:tcPr>
-            <w:tcW w:type="dxa" w:w="1234"/>
+            <w:tcW w:type="dxa" w:w="794"/>
+            <w:vAlign w:val="top"/>
           </w:tcPr>
           <w:p>
+            <w:r/>
             <w:r>
-              <w:t>POST</w:t>
+              <w:rPr>
+                <w:b/>
+                <w:sz w:val="20"/>
+              </w:rPr>
+              <w:t>PUT</w:t>
             </w:r>
           </w:p>
         </w:tc>
         <w:tc>
           <w:tcPr>
-            <w:tcW w:type="dxa" w:w="1234"/>
+            <w:tcW w:type="dxa" w:w="2835"/>
+            <w:vAlign w:val="top"/>
           </w:tcPr>
           <w:p>
+            <w:r/>
             <w:r>
-              <w:t>/auth/refresh</w:t>
+              <w:rPr>
+                <w:sz w:val="20"/>
+              </w:rPr>
+              <w:t>/rats/{rat_id}</w:t>
             </w:r>
           </w:p>
         </w:tc>
         <w:tc>
           <w:tcPr>
-            <w:tcW w:type="dxa" w:w="1234"/>
+            <w:tcW w:type="dxa" w:w="567"/>
+            <w:vAlign w:val="top"/>
           </w:tcPr>
           <w:p>
+            <w:r/>
             <w:r>
-              <w:t>—</w:t>
+              <w:rPr>
+                <w:sz w:val="20"/>
+              </w:rPr>
+              <w:t>JWT</w:t>
             </w:r>
           </w:p>
         </w:tc>
         <w:tc>
           <w:tcPr>
-            <w:tcW w:type="dxa" w:w="1234"/>
+            <w:tcW w:type="dxa" w:w="1417"/>
+            <w:vAlign w:val="top"/>
           </w:tcPr>
           <w:p>
+            <w:r/>
             <w:r>
-              <w:t>cookie</w:t>
+              <w:rPr>
+                <w:sz w:val="20"/>
+              </w:rPr>
+              <w:t>admin_empresa, superadmin</w:t>
             </w:r>
           </w:p>
         </w:tc>
         <w:tc>
           <w:tcPr>
-            <w:tcW w:type="dxa" w:w="1234"/>
+            <w:tcW w:type="dxa" w:w="2268"/>
+            <w:vAlign w:val="top"/>
           </w:tcPr>
           <w:p>
+            <w:r/>
             <w:r>
-              <w:t>—</w:t>
+              <w:rPr>
+                <w:sz w:val="20"/>
+              </w:rPr>
+              <w:t>RatUpdate schema completo</w:t>
             </w:r>
           </w:p>
         </w:tc>
         <w:tc>
           <w:tcPr>
-            <w:tcW w:type="dxa" w:w="1234"/>
+            <w:tcW w:type="dxa" w:w="1984"/>
+            <w:vAlign w:val="top"/>
           </w:tcPr>
           <w:p>
+            <w:r/>
             <w:r>
-              <w:t>200 {access_token}</w:t>
+              <w:rPr>
+                <w:sz w:val="20"/>
+              </w:rPr>
+              <w:t>200 + RatResponse | 404 si empresa no coincide</w:t>
             </w:r>
           </w:p>
         </w:tc>
         <w:tc>
           <w:tcPr>
-            <w:tcW w:type="dxa" w:w="1234"/>
+            <w:tcW w:type="dxa" w:w="1417"/>
+            <w:vAlign w:val="top"/>
           </w:tcPr>
           <w:p>
+            <w:r/>
             <w:r>
-              <w:t>Renovar access token usando refresh cookie.</w:t>
+              <w:rPr>
+                <w:sz w:val="20"/>
+              </w:rPr>
+              <w:t>RAT</w:t>
             </w:r>
           </w:p>
         </w:tc>
@@ -902,71 +2047,107 @@
       <w:tr>
         <w:tc>
           <w:tcPr>
-            <w:tcW w:type="dxa" w:w="1234"/>
+            <w:tcW w:type="dxa" w:w="794"/>
+            <w:vAlign w:val="top"/>
           </w:tcPr>
           <w:p>
+            <w:r/>
             <w:r>
-              <w:t>POST</w:t>
+              <w:rPr>
+                <w:b/>
+                <w:sz w:val="20"/>
+              </w:rPr>
+              <w:t>DELETE</w:t>
             </w:r>
           </w:p>
         </w:tc>
         <w:tc>
           <w:tcPr>
-            <w:tcW w:type="dxa" w:w="1234"/>
+            <w:tcW w:type="dxa" w:w="2835"/>
+            <w:vAlign w:val="top"/>
           </w:tcPr>
           <w:p>
+            <w:r/>
             <w:r>
-              <w:t>/auth/logout</w:t>
+              <w:rPr>
+                <w:sz w:val="20"/>
+              </w:rPr>
+              <w:t>/rats/{rat_id}</w:t>
             </w:r>
           </w:p>
         </w:tc>
         <w:tc>
           <w:tcPr>
-            <w:tcW w:type="dxa" w:w="1234"/>
+            <w:tcW w:type="dxa" w:w="567"/>
+            <w:vAlign w:val="top"/>
           </w:tcPr>
           <w:p>
+            <w:r/>
             <w:r>
+              <w:rPr>
+                <w:sz w:val="20"/>
+              </w:rPr>
               <w:t>JWT</w:t>
             </w:r>
           </w:p>
         </w:tc>
         <w:tc>
           <w:tcPr>
-            <w:tcW w:type="dxa" w:w="1234"/>
+            <w:tcW w:type="dxa" w:w="1417"/>
+            <w:vAlign w:val="top"/>
           </w:tcPr>
           <w:p>
+            <w:r/>
             <w:r>
-              <w:t>cualquier</w:t>
+              <w:rPr>
+                <w:sz w:val="20"/>
+              </w:rPr>
+              <w:t>superadmin</w:t>
             </w:r>
           </w:p>
         </w:tc>
         <w:tc>
           <w:tcPr>
-            <w:tcW w:type="dxa" w:w="1234"/>
+            <w:tcW w:type="dxa" w:w="2268"/>
+            <w:vAlign w:val="top"/>
           </w:tcPr>
           <w:p>
+            <w:r/>
             <w:r>
+              <w:rPr>
+                <w:sz w:val="20"/>
+              </w:rPr>
               <w:t>—</w:t>
             </w:r>
           </w:p>
         </w:tc>
         <w:tc>
           <w:tcPr>
-            <w:tcW w:type="dxa" w:w="1234"/>
+            <w:tcW w:type="dxa" w:w="1984"/>
+            <w:vAlign w:val="top"/>
           </w:tcPr>
           <w:p>
+            <w:r/>
             <w:r>
-              <w:t>204</w:t>
+              <w:rPr>
+                <w:sz w:val="20"/>
+              </w:rPr>
+              <w:t>204 | 404 si empresa no coincide</w:t>
             </w:r>
           </w:p>
         </w:tc>
         <w:tc>
           <w:tcPr>
-            <w:tcW w:type="dxa" w:w="1234"/>
+            <w:tcW w:type="dxa" w:w="1417"/>
+            <w:vAlign w:val="top"/>
           </w:tcPr>
           <w:p>
+            <w:r/>
             <w:r>
-              <w:t>Revocar access + refresh tokens.</w:t>
+              <w:rPr>
+                <w:sz w:val="20"/>
+              </w:rPr>
+              <w:t>RAT</w:t>
             </w:r>
           </w:p>
         </w:tc>
@@ -974,71 +2155,107 @@
       <w:tr>
         <w:tc>
           <w:tcPr>
-            <w:tcW w:type="dxa" w:w="1234"/>
+            <w:tcW w:type="dxa" w:w="794"/>
+            <w:vAlign w:val="top"/>
           </w:tcPr>
           <w:p>
+            <w:r/>
             <w:r>
-              <w:t>GET</w:t>
+              <w:rPr>
+                <w:b/>
+                <w:sz w:val="20"/>
+              </w:rPr>
+              <w:t>POST</w:t>
             </w:r>
           </w:p>
         </w:tc>
         <w:tc>
           <w:tcPr>
-            <w:tcW w:type="dxa" w:w="1234"/>
+            <w:tcW w:type="dxa" w:w="2835"/>
+            <w:vAlign w:val="top"/>
           </w:tcPr>
           <w:p>
+            <w:r/>
             <w:r>
-              <w:t>/auth/me</w:t>
+              <w:rPr>
+                <w:sz w:val="20"/>
+              </w:rPr>
+              <w:t>/rats/{rat_id}/revision</w:t>
             </w:r>
           </w:p>
         </w:tc>
         <w:tc>
           <w:tcPr>
-            <w:tcW w:type="dxa" w:w="1234"/>
+            <w:tcW w:type="dxa" w:w="567"/>
+            <w:vAlign w:val="top"/>
           </w:tcPr>
           <w:p>
+            <w:r/>
             <w:r>
+              <w:rPr>
+                <w:sz w:val="20"/>
+              </w:rPr>
               <w:t>JWT</w:t>
             </w:r>
           </w:p>
         </w:tc>
         <w:tc>
           <w:tcPr>
-            <w:tcW w:type="dxa" w:w="1234"/>
+            <w:tcW w:type="dxa" w:w="1417"/>
+            <w:vAlign w:val="top"/>
           </w:tcPr>
           <w:p>
+            <w:r/>
             <w:r>
-              <w:t>cualquier</w:t>
+              <w:rPr>
+                <w:sz w:val="20"/>
+              </w:rPr>
+              <w:t>admin_empresa, superadmin</w:t>
             </w:r>
           </w:p>
         </w:tc>
         <w:tc>
           <w:tcPr>
-            <w:tcW w:type="dxa" w:w="1234"/>
+            <w:tcW w:type="dxa" w:w="2268"/>
+            <w:vAlign w:val="top"/>
           </w:tcPr>
           <w:p>
+            <w:r/>
             <w:r>
+              <w:rPr>
+                <w:sz w:val="20"/>
+              </w:rPr>
               <w:t>—</w:t>
             </w:r>
           </w:p>
         </w:tc>
         <w:tc>
           <w:tcPr>
-            <w:tcW w:type="dxa" w:w="1234"/>
+            <w:tcW w:type="dxa" w:w="1984"/>
+            <w:vAlign w:val="top"/>
           </w:tcPr>
           <w:p>
+            <w:r/>
             <w:r>
-              <w:t>200 UserOut</w:t>
+              <w:rPr>
+                <w:sz w:val="20"/>
+              </w:rPr>
+              <w:t>200 + RatResponse | 404 si empresa no coincide</w:t>
             </w:r>
           </w:p>
         </w:tc>
         <w:tc>
           <w:tcPr>
-            <w:tcW w:type="dxa" w:w="1234"/>
+            <w:tcW w:type="dxa" w:w="1417"/>
+            <w:vAlign w:val="top"/>
           </w:tcPr>
           <w:p>
+            <w:r/>
             <w:r>
-              <w:t>Usuario autenticado actual.</w:t>
+              <w:rPr>
+                <w:sz w:val="20"/>
+              </w:rPr>
+              <w:t>RAT</w:t>
             </w:r>
           </w:p>
         </w:tc>
@@ -1046,71 +2263,421 @@
       <w:tr>
         <w:tc>
           <w:tcPr>
-            <w:tcW w:type="dxa" w:w="1234"/>
+            <w:tcW w:type="dxa" w:w="794"/>
+            <w:vAlign w:val="top"/>
           </w:tcPr>
           <w:p>
+            <w:r/>
             <w:r>
+              <w:rPr>
+                <w:b/>
+                <w:sz w:val="20"/>
+              </w:rPr>
               <w:t>POST</w:t>
             </w:r>
           </w:p>
         </w:tc>
         <w:tc>
           <w:tcPr>
-            <w:tcW w:type="dxa" w:w="1234"/>
+            <w:tcW w:type="dxa" w:w="2835"/>
+            <w:vAlign w:val="top"/>
           </w:tcPr>
           <w:p>
+            <w:r/>
             <w:r>
-              <w:t>/auth/users</w:t>
+              <w:rPr>
+                <w:sz w:val="20"/>
+              </w:rPr>
+              <w:t>/rats/{rat_id}/aprobar</w:t>
             </w:r>
           </w:p>
         </w:tc>
         <w:tc>
           <w:tcPr>
-            <w:tcW w:type="dxa" w:w="1234"/>
+            <w:tcW w:type="dxa" w:w="567"/>
+            <w:vAlign w:val="top"/>
           </w:tcPr>
           <w:p>
+            <w:r/>
             <w:r>
+              <w:rPr>
+                <w:sz w:val="20"/>
+              </w:rPr>
               <w:t>JWT</w:t>
             </w:r>
           </w:p>
         </w:tc>
         <w:tc>
           <w:tcPr>
-            <w:tcW w:type="dxa" w:w="1234"/>
+            <w:tcW w:type="dxa" w:w="1417"/>
+            <w:vAlign w:val="top"/>
           </w:tcPr>
           <w:p>
+            <w:r/>
             <w:r>
-              <w:t>superadmin</w:t>
+              <w:rPr>
+                <w:sz w:val="20"/>
+              </w:rPr>
+              <w:t>admin_empresa, superadmin</w:t>
             </w:r>
           </w:p>
         </w:tc>
         <w:tc>
           <w:tcPr>
-            <w:tcW w:type="dxa" w:w="1234"/>
+            <w:tcW w:type="dxa" w:w="2268"/>
+            <w:vAlign w:val="top"/>
           </w:tcPr>
           <w:p>
+            <w:r/>
             <w:r>
-              <w:t>UserCreate</w:t>
+              <w:rPr>
+                <w:sz w:val="20"/>
+              </w:rPr>
+              <w:t>RAT schema completo (25 campos)</w:t>
             </w:r>
           </w:p>
         </w:tc>
         <w:tc>
           <w:tcPr>
-            <w:tcW w:type="dxa" w:w="1234"/>
+            <w:tcW w:type="dxa" w:w="1984"/>
+            <w:vAlign w:val="top"/>
           </w:tcPr>
           <w:p>
+            <w:r/>
             <w:r>
-              <w:t>201 UserOut</w:t>
+              <w:rPr>
+                <w:sz w:val="20"/>
+              </w:rPr>
+              <w:t>200 + RatResponse | 404 si empresa no coincide</w:t>
             </w:r>
           </w:p>
         </w:tc>
         <w:tc>
           <w:tcPr>
-            <w:tcW w:type="dxa" w:w="1234"/>
+            <w:tcW w:type="dxa" w:w="1417"/>
+            <w:vAlign w:val="top"/>
           </w:tcPr>
           <w:p>
+            <w:r/>
             <w:r>
-              <w:t>Crear usuario (superadmin only).</w:t>
+              <w:rPr>
+                <w:sz w:val="20"/>
+              </w:rPr>
+              <w:t>RAT</w:t>
+            </w:r>
+          </w:p>
+        </w:tc>
+      </w:tr>
+      <w:tr>
+        <w:tc>
+          <w:tcPr>
+            <w:tcW w:type="dxa" w:w="794"/>
+            <w:vAlign w:val="top"/>
+          </w:tcPr>
+          <w:p>
+            <w:r/>
+            <w:r>
+              <w:rPr>
+                <w:b/>
+                <w:sz w:val="20"/>
+              </w:rPr>
+              <w:t>GET</w:t>
+            </w:r>
+          </w:p>
+        </w:tc>
+        <w:tc>
+          <w:tcPr>
+            <w:tcW w:type="dxa" w:w="2835"/>
+            <w:vAlign w:val="top"/>
+          </w:tcPr>
+          <w:p>
+            <w:r/>
+            <w:r>
+              <w:rPr>
+                <w:sz w:val="20"/>
+              </w:rPr>
+              <w:t>/rats/{rat_id}/auditoria</w:t>
+            </w:r>
+          </w:p>
+        </w:tc>
+        <w:tc>
+          <w:tcPr>
+            <w:tcW w:type="dxa" w:w="567"/>
+            <w:vAlign w:val="top"/>
+          </w:tcPr>
+          <w:p>
+            <w:r/>
+            <w:r>
+              <w:rPr>
+                <w:sz w:val="20"/>
+              </w:rPr>
+              <w:t>JWT</w:t>
+            </w:r>
+          </w:p>
+        </w:tc>
+        <w:tc>
+          <w:tcPr>
+            <w:tcW w:type="dxa" w:w="1417"/>
+            <w:vAlign w:val="top"/>
+          </w:tcPr>
+          <w:p>
+            <w:r/>
+            <w:r>
+              <w:rPr>
+                <w:sz w:val="20"/>
+              </w:rPr>
+              <w:t>admin_empresa, superadmin</w:t>
+            </w:r>
+          </w:p>
+        </w:tc>
+        <w:tc>
+          <w:tcPr>
+            <w:tcW w:type="dxa" w:w="2268"/>
+            <w:vAlign w:val="top"/>
+          </w:tcPr>
+          <w:p>
+            <w:r/>
+            <w:r>
+              <w:rPr>
+                <w:sz w:val="20"/>
+              </w:rPr>
+              <w:t>—</w:t>
+            </w:r>
+          </w:p>
+        </w:tc>
+        <w:tc>
+          <w:tcPr>
+            <w:tcW w:type="dxa" w:w="1984"/>
+            <w:vAlign w:val="top"/>
+          </w:tcPr>
+          <w:p>
+            <w:r/>
+            <w:r>
+              <w:rPr>
+                <w:sz w:val="20"/>
+              </w:rPr>
+              <w:t>200 + list[AuditLogResponse] | 404 si empresa no coincide</w:t>
+            </w:r>
+          </w:p>
+        </w:tc>
+        <w:tc>
+          <w:tcPr>
+            <w:tcW w:type="dxa" w:w="1417"/>
+            <w:vAlign w:val="top"/>
+          </w:tcPr>
+          <w:p>
+            <w:r/>
+            <w:r>
+              <w:rPr>
+                <w:sz w:val="20"/>
+              </w:rPr>
+              <w:t>RAT</w:t>
+            </w:r>
+          </w:p>
+        </w:tc>
+      </w:tr>
+      <w:tr>
+        <w:tc>
+          <w:tcPr>
+            <w:tcW w:type="dxa" w:w="794"/>
+            <w:vAlign w:val="top"/>
+          </w:tcPr>
+          <w:p>
+            <w:r/>
+            <w:r>
+              <w:rPr>
+                <w:b/>
+                <w:sz w:val="20"/>
+              </w:rPr>
+              <w:t>*</w:t>
+            </w:r>
+          </w:p>
+        </w:tc>
+        <w:tc>
+          <w:tcPr>
+            <w:tcW w:type="dxa" w:w="2835"/>
+            <w:vAlign w:val="top"/>
+          </w:tcPr>
+          <w:p>
+            <w:r/>
+            <w:r>
+              <w:rPr>
+                <w:sz w:val="20"/>
+              </w:rPr>
+              <w:t>*get_rat_for_user() retorna 404 (no 403) para no filtrar existencia de RATs ajenos. Superadmin accede a todos los RATs.</w:t>
+            </w:r>
+          </w:p>
+        </w:tc>
+        <w:tc>
+          <w:tcPr>
+            <w:tcW w:type="dxa" w:w="567"/>
+            <w:vAlign w:val="top"/>
+          </w:tcPr>
+          <w:p>
+            <w:r/>
+            <w:r>
+              <w:rPr>
+                <w:sz w:val="20"/>
+              </w:rPr>
+            </w:r>
+          </w:p>
+        </w:tc>
+        <w:tc>
+          <w:tcPr>
+            <w:tcW w:type="dxa" w:w="1417"/>
+            <w:vAlign w:val="top"/>
+          </w:tcPr>
+          <w:p>
+            <w:r/>
+            <w:r>
+              <w:rPr>
+                <w:sz w:val="20"/>
+              </w:rPr>
+            </w:r>
+          </w:p>
+        </w:tc>
+        <w:tc>
+          <w:tcPr>
+            <w:tcW w:type="dxa" w:w="2268"/>
+            <w:vAlign w:val="top"/>
+          </w:tcPr>
+          <w:p>
+            <w:r/>
+            <w:r>
+              <w:rPr>
+                <w:sz w:val="20"/>
+              </w:rPr>
+            </w:r>
+          </w:p>
+        </w:tc>
+        <w:tc>
+          <w:tcPr>
+            <w:tcW w:type="dxa" w:w="1984"/>
+            <w:vAlign w:val="top"/>
+          </w:tcPr>
+          <w:p>
+            <w:r/>
+            <w:r>
+              <w:rPr>
+                <w:sz w:val="20"/>
+              </w:rPr>
+            </w:r>
+          </w:p>
+        </w:tc>
+        <w:tc>
+          <w:tcPr>
+            <w:tcW w:type="dxa" w:w="1417"/>
+            <w:vAlign w:val="top"/>
+          </w:tcPr>
+          <w:p>
+            <w:r/>
+            <w:r>
+              <w:rPr>
+                <w:sz w:val="20"/>
+              </w:rPr>
+            </w:r>
+          </w:p>
+        </w:tc>
+      </w:tr>
+      <w:tr>
+        <w:tc>
+          <w:tcPr>
+            <w:tcW w:type="dxa" w:w="794"/>
+            <w:vAlign w:val="top"/>
+          </w:tcPr>
+          <w:p>
+            <w:r/>
+            <w:r>
+              <w:rPr>
+                <w:b/>
+                <w:sz w:val="20"/>
+              </w:rPr>
+              <w:t>*</w:t>
+            </w:r>
+          </w:p>
+        </w:tc>
+        <w:tc>
+          <w:tcPr>
+            <w:tcW w:type="dxa" w:w="2835"/>
+            <w:vAlign w:val="top"/>
+          </w:tcPr>
+          <w:p>
+            <w:r/>
+            <w:r>
+              <w:rPr>
+                <w:sz w:val="20"/>
+              </w:rPr>
+              <w:t>*base_legal_valida: enum strict (6 opciones). ConsentimientoAlert: listarConsentimientos() si datos_sensibles=True.</w:t>
+            </w:r>
+          </w:p>
+        </w:tc>
+        <w:tc>
+          <w:tcPr>
+            <w:tcW w:type="dxa" w:w="567"/>
+            <w:vAlign w:val="top"/>
+          </w:tcPr>
+          <w:p>
+            <w:r/>
+            <w:r>
+              <w:rPr>
+                <w:sz w:val="20"/>
+              </w:rPr>
+            </w:r>
+          </w:p>
+        </w:tc>
+        <w:tc>
+          <w:tcPr>
+            <w:tcW w:type="dxa" w:w="1417"/>
+            <w:vAlign w:val="top"/>
+          </w:tcPr>
+          <w:p>
+            <w:r/>
+            <w:r>
+              <w:rPr>
+                <w:sz w:val="20"/>
+              </w:rPr>
+            </w:r>
+          </w:p>
+        </w:tc>
+        <w:tc>
+          <w:tcPr>
+            <w:tcW w:type="dxa" w:w="2268"/>
+            <w:vAlign w:val="top"/>
+          </w:tcPr>
+          <w:p>
+            <w:r/>
+            <w:r>
+              <w:rPr>
+                <w:sz w:val="20"/>
+              </w:rPr>
+            </w:r>
+          </w:p>
+        </w:tc>
+        <w:tc>
+          <w:tcPr>
+            <w:tcW w:type="dxa" w:w="1984"/>
+            <w:vAlign w:val="top"/>
+          </w:tcPr>
+          <w:p>
+            <w:r/>
+            <w:r>
+              <w:rPr>
+                <w:sz w:val="20"/>
+              </w:rPr>
+            </w:r>
+          </w:p>
+        </w:tc>
+        <w:tc>
+          <w:tcPr>
+            <w:tcW w:type="dxa" w:w="1417"/>
+            <w:vAlign w:val="top"/>
+          </w:tcPr>
+          <w:p>
+            <w:r/>
+            <w:r>
+              <w:rPr>
+                <w:sz w:val="20"/>
+              </w:rPr>
             </w:r>
           </w:p>
         </w:tc>
@@ -1121,12 +2688,155 @@
         <w:pStyle w:val="Heading1"/>
       </w:pPr>
       <w:r>
-        <w:t>4. ARCO — Solicitudes de Derecho</w:t>
+        <w:t>Apéndice C — Índice de identificadores</w:t>
       </w:r>
     </w:p>
     <w:p>
       <w:r>
-        <w:t>Tabla canónica: tkt_solicitud_derecho. La tabla legacy solicitudes_derecho fue eliminada en jul-2026.</w:t>
+        <w:rPr>
+          <w:i/>
+          <w:sz w:val="22"/>
+        </w:rPr>
+        <w:t>Identificadores únicos referenciados a lo largo del documento:</w:t>
+      </w:r>
+    </w:p>
+    <w:tbl>
+      <w:tblPr>
+        <w:tblStyle w:val="TableGrid"/>
+        <w:tblW w:type="auto" w:w="0"/>
+        <w:jc w:val="left"/>
+        <w:tblLook w:firstColumn="1" w:firstRow="1" w:lastColumn="0" w:lastRow="0" w:noHBand="0" w:noVBand="1" w:val="04A0"/>
+      </w:tblPr>
+      <w:tblGrid>
+        <w:gridCol w:w="3324"/>
+        <w:gridCol w:w="3324"/>
+        <w:gridCol w:w="3324"/>
+      </w:tblGrid>
+      <w:tr>
+        <w:tc>
+          <w:tcPr>
+            <w:tcW w:type="dxa" w:w="1417"/>
+            <w:shd w:val="clear" w:color="auto" w:fill="D9E2F3"/>
+            <w:vAlign w:val="center"/>
+          </w:tcPr>
+          <w:p>
+            <w:r/>
+            <w:r>
+              <w:rPr>
+                <w:b/>
+                <w:color w:val="1F497D"/>
+                <w:sz w:val="20"/>
+              </w:rPr>
+              <w:t>ID</w:t>
+            </w:r>
+          </w:p>
+        </w:tc>
+        <w:tc>
+          <w:tcPr>
+            <w:tcW w:type="dxa" w:w="2835"/>
+            <w:shd w:val="clear" w:color="auto" w:fill="D9E2F3"/>
+            <w:vAlign w:val="center"/>
+          </w:tcPr>
+          <w:p>
+            <w:r/>
+            <w:r>
+              <w:rPr>
+                <w:b/>
+                <w:color w:val="1F497D"/>
+                <w:sz w:val="20"/>
+              </w:rPr>
+              <w:t>Nombre</w:t>
+            </w:r>
+          </w:p>
+        </w:tc>
+        <w:tc>
+          <w:tcPr>
+            <w:tcW w:type="dxa" w:w="5669"/>
+            <w:shd w:val="clear" w:color="auto" w:fill="D9E2F3"/>
+            <w:vAlign w:val="center"/>
+          </w:tcPr>
+          <w:p>
+            <w:r/>
+            <w:r>
+              <w:rPr>
+                <w:b/>
+                <w:color w:val="1F497D"/>
+                <w:sz w:val="20"/>
+              </w:rPr>
+              <w:t>Descripción</w:t>
+            </w:r>
+          </w:p>
+        </w:tc>
+      </w:tr>
+      <w:tr>
+        <w:tc>
+          <w:tcPr>
+            <w:tcW w:type="dxa" w:w="1417"/>
+            <w:vAlign w:val="top"/>
+          </w:tcPr>
+          <w:p>
+            <w:r/>
+            <w:r>
+              <w:rPr>
+                <w:b/>
+                <w:sz w:val="20"/>
+              </w:rPr>
+              <w:t>TKT-###</w:t>
+            </w:r>
+          </w:p>
+        </w:tc>
+        <w:tc>
+          <w:tcPr>
+            <w:tcW w:type="dxa" w:w="2835"/>
+            <w:vAlign w:val="top"/>
+          </w:tcPr>
+          <w:p>
+            <w:r/>
+            <w:r>
+              <w:rPr>
+                <w:sz w:val="20"/>
+              </w:rPr>
+              <w:t>Tag TKT-ARCO</w:t>
+            </w:r>
+          </w:p>
+        </w:tc>
+        <w:tc>
+          <w:tcPr>
+            <w:tcW w:type="dxa" w:w="5669"/>
+            <w:vAlign w:val="top"/>
+          </w:tcPr>
+          <w:p>
+            <w:r/>
+            <w:r>
+              <w:rPr>
+                <w:sz w:val="20"/>
+              </w:rPr>
+              <w:t>Endpoints del módulo de ticketing ARCO.</w:t>
+            </w:r>
+          </w:p>
+        </w:tc>
+      </w:tr>
+    </w:tbl>
+    <w:p/>
+    <w:p>
+      <w:pPr>
+        <w:jc w:val="center"/>
+      </w:pPr>
+      <w:r>
+        <w:rPr>
+          <w:i/>
+          <w:color w:val="808080"/>
+          <w:sz w:val="20"/>
+        </w:rPr>
+        <w:t>—  Fin del documento  —</w:t>
+      </w:r>
+    </w:p>
+    <w:p>
+      <w:pPr>
+        <w:pStyle w:val="Heading1"/>
+      </w:pPr>
+      <w:r>
+        <w:t>Endpoints nuevos/modificados v1.11 (Agosto 2026)</w:t>
       </w:r>
     </w:p>
     <w:tbl>
@@ -1136,25 +2846,25 @@
         <w:tblLook w:firstColumn="1" w:firstRow="1" w:lastColumn="0" w:lastRow="0" w:noHBand="0" w:noVBand="1" w:val="04A0"/>
       </w:tblPr>
       <w:tblGrid>
-        <w:gridCol w:w="1234"/>
-        <w:gridCol w:w="1234"/>
-        <w:gridCol w:w="1234"/>
-        <w:gridCol w:w="1234"/>
-        <w:gridCol w:w="1234"/>
-        <w:gridCol w:w="1234"/>
-        <w:gridCol w:w="1234"/>
+        <w:gridCol w:w="1662"/>
+        <w:gridCol w:w="1662"/>
+        <w:gridCol w:w="1662"/>
+        <w:gridCol w:w="1662"/>
+        <w:gridCol w:w="1662"/>
+        <w:gridCol w:w="1662"/>
       </w:tblGrid>
       <w:tr>
         <w:tc>
           <w:tcPr>
-            <w:tcW w:type="dxa" w:w="1234"/>
-            <w:shd w:fill="1F497D" w:color="auto" w:val="clear"/>
+            <w:tcW w:type="dxa" w:w="794"/>
+            <w:shd w:val="clear" w:color="auto" w:fill="1F497D"/>
           </w:tcPr>
           <w:p>
             <w:r>
               <w:rPr>
                 <w:b/>
                 <w:color w:val="FFFFFF"/>
+                <w:sz w:val="18"/>
               </w:rPr>
               <w:t>Método</w:t>
             </w:r>
@@ -1162,29 +2872,31 @@
         </w:tc>
         <w:tc>
           <w:tcPr>
-            <w:tcW w:type="dxa" w:w="1234"/>
-            <w:shd w:fill="1F497D" w:color="auto" w:val="clear"/>
+            <w:tcW w:type="dxa" w:w="2551"/>
+            <w:shd w:val="clear" w:color="auto" w:fill="1F497D"/>
           </w:tcPr>
           <w:p>
             <w:r>
               <w:rPr>
                 <w:b/>
                 <w:color w:val="FFFFFF"/>
+                <w:sz w:val="18"/>
               </w:rPr>
-              <w:t>Ruta</w:t>
+              <w:t>Path</w:t>
             </w:r>
           </w:p>
         </w:tc>
         <w:tc>
           <w:tcPr>
-            <w:tcW w:type="dxa" w:w="1234"/>
-            <w:shd w:fill="1F497D" w:color="auto" w:val="clear"/>
+            <w:tcW w:type="dxa" w:w="567"/>
+            <w:shd w:val="clear" w:color="auto" w:fill="1F497D"/>
           </w:tcPr>
           <w:p>
             <w:r>
               <w:rPr>
                 <w:b/>
                 <w:color w:val="FFFFFF"/>
+                <w:sz w:val="18"/>
               </w:rPr>
               <w:t>Auth</w:t>
             </w:r>
@@ -1192,14 +2904,15 @@
         </w:tc>
         <w:tc>
           <w:tcPr>
-            <w:tcW w:type="dxa" w:w="1234"/>
-            <w:shd w:fill="1F497D" w:color="auto" w:val="clear"/>
+            <w:tcW w:type="dxa" w:w="1417"/>
+            <w:shd w:val="clear" w:color="auto" w:fill="1F497D"/>
           </w:tcPr>
           <w:p>
             <w:r>
               <w:rPr>
                 <w:b/>
                 <w:color w:val="FFFFFF"/>
+                <w:sz w:val="18"/>
               </w:rPr>
               <w:t>RBAC</w:t>
             </w:r>
@@ -1207,46 +2920,33 @@
         </w:tc>
         <w:tc>
           <w:tcPr>
-            <w:tcW w:type="dxa" w:w="1234"/>
-            <w:shd w:fill="1F497D" w:color="auto" w:val="clear"/>
+            <w:tcW w:type="dxa" w:w="2551"/>
+            <w:shd w:val="clear" w:color="auto" w:fill="1F497D"/>
           </w:tcPr>
           <w:p>
             <w:r>
               <w:rPr>
                 <w:b/>
                 <w:color w:val="FFFFFF"/>
+                <w:sz w:val="18"/>
               </w:rPr>
-              <w:t>Parámetros</w:t>
+              <w:t>Params</w:t>
             </w:r>
           </w:p>
         </w:tc>
         <w:tc>
           <w:tcPr>
-            <w:tcW w:type="dxa" w:w="1234"/>
-            <w:shd w:fill="1F497D" w:color="auto" w:val="clear"/>
+            <w:tcW w:type="dxa" w:w="2324"/>
+            <w:shd w:val="clear" w:color="auto" w:fill="1F497D"/>
           </w:tcPr>
           <w:p>
             <w:r>
               <w:rPr>
                 <w:b/>
                 <w:color w:val="FFFFFF"/>
+                <w:sz w:val="18"/>
               </w:rPr>
-              <w:t>Respuesta</w:t>
-            </w:r>
-          </w:p>
-        </w:tc>
-        <w:tc>
-          <w:tcPr>
-            <w:tcW w:type="dxa" w:w="1234"/>
-            <w:shd w:fill="1F497D" w:color="auto" w:val="clear"/>
-          </w:tcPr>
-          <w:p>
-            <w:r>
-              <w:rPr>
-                <w:b/>
-                <w:color w:val="FFFFFF"/>
-              </w:rPr>
-              <w:t>Descripción</w:t>
+              <w:t>Response</w:t>
             </w:r>
           </w:p>
         </w:tc>
@@ -1254,71 +2954,79 @@
       <w:tr>
         <w:tc>
           <w:tcPr>
-            <w:tcW w:type="dxa" w:w="1234"/>
+            <w:tcW w:type="dxa" w:w="794"/>
           </w:tcPr>
           <w:p>
             <w:r>
-              <w:t>GET</w:t>
+              <w:rPr>
+                <w:sz w:val="18"/>
+              </w:rPr>
+              <w:t>POST</w:t>
             </w:r>
           </w:p>
         </w:tc>
         <w:tc>
           <w:tcPr>
-            <w:tcW w:type="dxa" w:w="1234"/>
+            <w:tcW w:type="dxa" w:w="2551"/>
           </w:tcPr>
           <w:p>
             <w:r>
-              <w:t>/tkt-solicitud-derecho/</w:t>
+              <w:rPr>
+                <w:sz w:val="18"/>
+              </w:rPr>
+              <w:t>/auth/users</w:t>
             </w:r>
           </w:p>
         </w:tc>
         <w:tc>
           <w:tcPr>
-            <w:tcW w:type="dxa" w:w="1234"/>
+            <w:tcW w:type="dxa" w:w="567"/>
           </w:tcPr>
           <w:p>
             <w:r>
+              <w:rPr>
+                <w:sz w:val="18"/>
+              </w:rPr>
               <w:t>JWT</w:t>
             </w:r>
           </w:p>
         </w:tc>
         <w:tc>
           <w:tcPr>
-            <w:tcW w:type="dxa" w:w="1234"/>
+            <w:tcW w:type="dxa" w:w="1417"/>
           </w:tcPr>
           <w:p>
             <w:r>
-              <w:t>admin_empresa+</w:t>
+              <w:rPr>
+                <w:sz w:val="18"/>
+              </w:rPr>
+              <w:t>superadmin</w:t>
             </w:r>
           </w:p>
         </w:tc>
         <w:tc>
           <w:tcPr>
-            <w:tcW w:type="dxa" w:w="1234"/>
+            <w:tcW w:type="dxa" w:w="2551"/>
           </w:tcPr>
           <w:p>
             <w:r>
-              <w:t>filtros</w:t>
+              <w:rPr>
+                <w:sz w:val="18"/>
+              </w:rPr>
+              <w:t>UserCreate: username, email, full_name, password, rol_global</w:t>
             </w:r>
           </w:p>
         </w:tc>
         <w:tc>
           <w:tcPr>
-            <w:tcW w:type="dxa" w:w="1234"/>
+            <w:tcW w:type="dxa" w:w="2324"/>
           </w:tcPr>
           <w:p>
             <w:r>
-              <w:t>200 TktListResponse</w:t>
-            </w:r>
-          </w:p>
-        </w:tc>
-        <w:tc>
-          <w:tcPr>
-            <w:tcW w:type="dxa" w:w="1234"/>
-          </w:tcPr>
-          <w:p>
-            <w:r>
-              <w:t>Listar tickets ARCO con filtros.</w:t>
+              <w:rPr>
+                <w:sz w:val="18"/>
+              </w:rPr>
+              <w:t>201 + UserOut (antes: 200)</w:t>
             </w:r>
           </w:p>
         </w:tc>
@@ -1326,71 +3034,79 @@
       <w:tr>
         <w:tc>
           <w:tcPr>
-            <w:tcW w:type="dxa" w:w="1234"/>
+            <w:tcW w:type="dxa" w:w="794"/>
           </w:tcPr>
           <w:p>
             <w:r>
-              <w:t>POST</w:t>
+              <w:rPr>
+                <w:sz w:val="18"/>
+              </w:rPr>
+              <w:t>GET</w:t>
             </w:r>
           </w:p>
         </w:tc>
         <w:tc>
           <w:tcPr>
-            <w:tcW w:type="dxa" w:w="1234"/>
+            <w:tcW w:type="dxa" w:w="2551"/>
           </w:tcPr>
           <w:p>
             <w:r>
-              <w:t>/tkt-solicitud-derecho/</w:t>
+              <w:rPr>
+                <w:sz w:val="18"/>
+              </w:rPr>
+              <w:t>/publico/csrf-token</w:t>
             </w:r>
           </w:p>
         </w:tc>
         <w:tc>
           <w:tcPr>
-            <w:tcW w:type="dxa" w:w="1234"/>
+            <w:tcW w:type="dxa" w:w="567"/>
           </w:tcPr>
           <w:p>
             <w:r>
-              <w:t>JWT</w:t>
+              <w:rPr>
+                <w:sz w:val="18"/>
+              </w:rPr>
+              <w:t>No</w:t>
             </w:r>
           </w:p>
         </w:tc>
         <w:tc>
           <w:tcPr>
-            <w:tcW w:type="dxa" w:w="1234"/>
+            <w:tcW w:type="dxa" w:w="1417"/>
           </w:tcPr>
           <w:p>
             <w:r>
-              <w:t>editor+</w:t>
+              <w:rPr>
+                <w:sz w:val="18"/>
+              </w:rPr>
+              <w:t>Pública (rate 30/min)</w:t>
             </w:r>
           </w:p>
         </w:tc>
         <w:tc>
           <w:tcPr>
-            <w:tcW w:type="dxa" w:w="1234"/>
+            <w:tcW w:type="dxa" w:w="2551"/>
           </w:tcPr>
           <w:p>
             <w:r>
-              <w:t>TktCreate</w:t>
+              <w:rPr>
+                <w:sz w:val="18"/>
+              </w:rPr>
+              <w:t>—</w:t>
             </w:r>
           </w:p>
         </w:tc>
         <w:tc>
           <w:tcPr>
-            <w:tcW w:type="dxa" w:w="1234"/>
+            <w:tcW w:type="dxa" w:w="2324"/>
           </w:tcPr>
           <w:p>
             <w:r>
-              <w:t>201 TktOut</w:t>
-            </w:r>
-          </w:p>
-        </w:tc>
-        <w:tc>
-          <w:tcPr>
-            <w:tcW w:type="dxa" w:w="1234"/>
-          </w:tcPr>
-          <w:p>
-            <w:r>
-              <w:t>Crear ticket ARCO. Envía acuse de recibo al titular (ARCO-QW6).</w:t>
+              <w:rPr>
+                <w:sz w:val="18"/>
+              </w:rPr>
+              <w:t>200 + {token, header_name, expires_in_seconds}</w:t>
             </w:r>
           </w:p>
         </w:tc>
@@ -1398,71 +3114,79 @@
       <w:tr>
         <w:tc>
           <w:tcPr>
-            <w:tcW w:type="dxa" w:w="1234"/>
+            <w:tcW w:type="dxa" w:w="794"/>
           </w:tcPr>
           <w:p>
             <w:r>
-              <w:t>GET</w:t>
+              <w:rPr>
+                <w:sz w:val="18"/>
+              </w:rPr>
+              <w:t>PUT</w:t>
             </w:r>
           </w:p>
         </w:tc>
         <w:tc>
           <w:tcPr>
-            <w:tcW w:type="dxa" w:w="1234"/>
+            <w:tcW w:type="dxa" w:w="2551"/>
           </w:tcPr>
           <w:p>
             <w:r>
-              <w:t>/tkt-solicitud-derecho/{id}</w:t>
+              <w:rPr>
+                <w:sz w:val="18"/>
+              </w:rPr>
+              <w:t>/transparencia/{company_id}</w:t>
             </w:r>
           </w:p>
         </w:tc>
         <w:tc>
           <w:tcPr>
-            <w:tcW w:type="dxa" w:w="1234"/>
+            <w:tcW w:type="dxa" w:w="567"/>
           </w:tcPr>
           <w:p>
             <w:r>
+              <w:rPr>
+                <w:sz w:val="18"/>
+              </w:rPr>
               <w:t>JWT</w:t>
             </w:r>
           </w:p>
         </w:tc>
         <w:tc>
           <w:tcPr>
-            <w:tcW w:type="dxa" w:w="1234"/>
+            <w:tcW w:type="dxa" w:w="1417"/>
           </w:tcPr>
           <w:p>
             <w:r>
-              <w:t>cualquier</w:t>
+              <w:rPr>
+                <w:sz w:val="18"/>
+              </w:rPr>
+              <w:t>admin_empresa, superadmin</w:t>
             </w:r>
           </w:p>
         </w:tc>
         <w:tc>
           <w:tcPr>
-            <w:tcW w:type="dxa" w:w="1234"/>
+            <w:tcW w:type="dxa" w:w="2551"/>
           </w:tcPr>
           <w:p>
             <w:r>
-              <w:t>id (path)</w:t>
+              <w:rPr>
+                <w:sz w:val="18"/>
+              </w:rPr>
+              <w:t>overrides_json: dict personalizado de items</w:t>
             </w:r>
           </w:p>
         </w:tc>
         <w:tc>
           <w:tcPr>
-            <w:tcW w:type="dxa" w:w="1234"/>
+            <w:tcW w:type="dxa" w:w="2324"/>
           </w:tcPr>
           <w:p>
             <w:r>
-              <w:t>200 TktOut</w:t>
-            </w:r>
-          </w:p>
-        </w:tc>
-        <w:tc>
-          <w:tcPr>
-            <w:tcW w:type="dxa" w:w="1234"/>
-          </w:tcPr>
-          <w:p>
-            <w:r>
-              <w:t>Detalle de ticket.</w:t>
+              <w:rPr>
+                <w:sz w:val="18"/>
+              </w:rPr>
+              <w:t>200 + PoliticaTransparenciaResponse</w:t>
             </w:r>
           </w:p>
         </w:tc>
@@ -1470,503 +3194,79 @@
       <w:tr>
         <w:tc>
           <w:tcPr>
-            <w:tcW w:type="dxa" w:w="1234"/>
+            <w:tcW w:type="dxa" w:w="794"/>
           </w:tcPr>
           <w:p>
             <w:r>
+              <w:rPr>
+                <w:sz w:val="18"/>
+              </w:rPr>
               <w:t>PATCH</w:t>
             </w:r>
           </w:p>
         </w:tc>
         <w:tc>
           <w:tcPr>
-            <w:tcW w:type="dxa" w:w="1234"/>
+            <w:tcW w:type="dxa" w:w="2551"/>
           </w:tcPr>
           <w:p>
             <w:r>
+              <w:rPr>
+                <w:sz w:val="18"/>
+              </w:rPr>
               <w:t>/tkt-solicitud-derecho/{id}</w:t>
             </w:r>
           </w:p>
         </w:tc>
         <w:tc>
           <w:tcPr>
-            <w:tcW w:type="dxa" w:w="1234"/>
+            <w:tcW w:type="dxa" w:w="567"/>
           </w:tcPr>
           <w:p>
             <w:r>
+              <w:rPr>
+                <w:sz w:val="18"/>
+              </w:rPr>
               <w:t>JWT</w:t>
             </w:r>
           </w:p>
         </w:tc>
         <w:tc>
           <w:tcPr>
-            <w:tcW w:type="dxa" w:w="1234"/>
+            <w:tcW w:type="dxa" w:w="1417"/>
           </w:tcPr>
           <w:p>
             <w:r>
+              <w:rPr>
+                <w:sz w:val="18"/>
+              </w:rPr>
               <w:t>editor+</w:t>
             </w:r>
           </w:p>
         </w:tc>
         <w:tc>
           <w:tcPr>
-            <w:tcW w:type="dxa" w:w="1234"/>
+            <w:tcW w:type="dxa" w:w="2551"/>
           </w:tcPr>
           <w:p>
             <w:r>
-              <w:t>TktUpdate</w:t>
+              <w:rPr>
+                <w:sz w:val="18"/>
+              </w:rPr>
+              <w:t>estado, respuesta_texto, metodo_verificacion_identidad*, causal_rechazo*</w:t>
             </w:r>
           </w:p>
         </w:tc>
         <w:tc>
           <w:tcPr>
-            <w:tcW w:type="dxa" w:w="1234"/>
+            <w:tcW w:type="dxa" w:w="2324"/>
           </w:tcPr>
           <w:p>
             <w:r>
-              <w:t>200 TktOut</w:t>
-            </w:r>
-          </w:p>
-        </w:tc>
-        <w:tc>
-          <w:tcPr>
-            <w:tcW w:type="dxa" w:w="1234"/>
-          </w:tcPr>
-          <w:p>
-            <w:r>
-              <w:t>Actualizar ticket. Requiere metodo_verificacion_identidad al resolver.</w:t>
-            </w:r>
-          </w:p>
-        </w:tc>
-      </w:tr>
-      <w:tr>
-        <w:tc>
-          <w:tcPr>
-            <w:tcW w:type="dxa" w:w="1234"/>
-          </w:tcPr>
-          <w:p>
-            <w:r>
-              <w:t>POST</w:t>
-            </w:r>
-          </w:p>
-        </w:tc>
-        <w:tc>
-          <w:tcPr>
-            <w:tcW w:type="dxa" w:w="1234"/>
-          </w:tcPr>
-          <w:p>
-            <w:r>
-              <w:t>/tkt-solicitud-derecho/{id}/rechazar</w:t>
-            </w:r>
-          </w:p>
-        </w:tc>
-        <w:tc>
-          <w:tcPr>
-            <w:tcW w:type="dxa" w:w="1234"/>
-          </w:tcPr>
-          <w:p>
-            <w:r>
-              <w:t>JWT</w:t>
-            </w:r>
-          </w:p>
-        </w:tc>
-        <w:tc>
-          <w:tcPr>
-            <w:tcW w:type="dxa" w:w="1234"/>
-          </w:tcPr>
-          <w:p>
-            <w:r>
-              <w:t>editor+</w:t>
-            </w:r>
-          </w:p>
-        </w:tc>
-        <w:tc>
-          <w:tcPr>
-            <w:tcW w:type="dxa" w:w="1234"/>
-          </w:tcPr>
-          <w:p>
-            <w:r>
-              <w:t>causal_rechazo</w:t>
-            </w:r>
-          </w:p>
-        </w:tc>
-        <w:tc>
-          <w:tcPr>
-            <w:tcW w:type="dxa" w:w="1234"/>
-          </w:tcPr>
-          <w:p>
-            <w:r>
-              <w:t>200 TktOut</w:t>
-            </w:r>
-          </w:p>
-        </w:tc>
-        <w:tc>
-          <w:tcPr>
-            <w:tcW w:type="dxa" w:w="1234"/>
-          </w:tcPr>
-          <w:p>
-            <w:r>
-              <w:t>Rechazar con causal (enum). Email al titular.</w:t>
-            </w:r>
-          </w:p>
-        </w:tc>
-      </w:tr>
-      <w:tr>
-        <w:tc>
-          <w:tcPr>
-            <w:tcW w:type="dxa" w:w="1234"/>
-          </w:tcPr>
-          <w:p>
-            <w:r>
-              <w:t>POST</w:t>
-            </w:r>
-          </w:p>
-        </w:tc>
-        <w:tc>
-          <w:tcPr>
-            <w:tcW w:type="dxa" w:w="1234"/>
-          </w:tcPr>
-          <w:p>
-            <w:r>
-              <w:t>/tkt-solicitud-derecho/{id}/prorrogar</w:t>
-            </w:r>
-          </w:p>
-        </w:tc>
-        <w:tc>
-          <w:tcPr>
-            <w:tcW w:type="dxa" w:w="1234"/>
-          </w:tcPr>
-          <w:p>
-            <w:r>
-              <w:t>JWT</w:t>
-            </w:r>
-          </w:p>
-        </w:tc>
-        <w:tc>
-          <w:tcPr>
-            <w:tcW w:type="dxa" w:w="1234"/>
-          </w:tcPr>
-          <w:p>
-            <w:r>
-              <w:t>editor+</w:t>
-            </w:r>
-          </w:p>
-        </w:tc>
-        <w:tc>
-          <w:tcPr>
-            <w:tcW w:type="dxa" w:w="1234"/>
-          </w:tcPr>
-          <w:p>
-            <w:r>
-              <w:t>—</w:t>
-            </w:r>
-          </w:p>
-        </w:tc>
-        <w:tc>
-          <w:tcPr>
-            <w:tcW w:type="dxa" w:w="1234"/>
-          </w:tcPr>
-          <w:p>
-            <w:r>
-              <w:t>200 TktOut</w:t>
-            </w:r>
-          </w:p>
-        </w:tc>
-        <w:tc>
-          <w:tcPr>
-            <w:tcW w:type="dxa" w:w="1234"/>
-          </w:tcPr>
-          <w:p>
-            <w:r>
-              <w:t>+10 días hábiles (Art. 12 bis). Una vez por ticket.</w:t>
-            </w:r>
-          </w:p>
-        </w:tc>
-      </w:tr>
-      <w:tr>
-        <w:tc>
-          <w:tcPr>
-            <w:tcW w:type="dxa" w:w="1234"/>
-          </w:tcPr>
-          <w:p>
-            <w:r>
-              <w:t>POST</w:t>
-            </w:r>
-          </w:p>
-        </w:tc>
-        <w:tc>
-          <w:tcPr>
-            <w:tcW w:type="dxa" w:w="1234"/>
-          </w:tcPr>
-          <w:p>
-            <w:r>
-              <w:t>/tkt-solicitud-derecho/{id}/bloquear</w:t>
-            </w:r>
-          </w:p>
-        </w:tc>
-        <w:tc>
-          <w:tcPr>
-            <w:tcW w:type="dxa" w:w="1234"/>
-          </w:tcPr>
-          <w:p>
-            <w:r>
-              <w:t>JWT</w:t>
-            </w:r>
-          </w:p>
-        </w:tc>
-        <w:tc>
-          <w:tcPr>
-            <w:tcW w:type="dxa" w:w="1234"/>
-          </w:tcPr>
-          <w:p>
-            <w:r>
-              <w:t>editor+</w:t>
-            </w:r>
-          </w:p>
-        </w:tc>
-        <w:tc>
-          <w:tcPr>
-            <w:tcW w:type="dxa" w:w="1234"/>
-          </w:tcPr>
-          <w:p>
-            <w:r>
-              <w:t>plazo_bloqueo</w:t>
-            </w:r>
-          </w:p>
-        </w:tc>
-        <w:tc>
-          <w:tcPr>
-            <w:tcW w:type="dxa" w:w="1234"/>
-          </w:tcPr>
-          <w:p>
-            <w:r>
-              <w:t>200 TktOut</w:t>
-            </w:r>
-          </w:p>
-        </w:tc>
-        <w:tc>
-          <w:tcPr>
-            <w:tcW w:type="dxa" w:w="1234"/>
-          </w:tcPr>
-          <w:p>
-            <w:r>
-              <w:t>Bloquear RAT (Art. 8 ter).</w:t>
-            </w:r>
-          </w:p>
-        </w:tc>
-      </w:tr>
-      <w:tr>
-        <w:tc>
-          <w:tcPr>
-            <w:tcW w:type="dxa" w:w="1234"/>
-          </w:tcPr>
-          <w:p>
-            <w:r>
-              <w:t>POST</w:t>
-            </w:r>
-          </w:p>
-        </w:tc>
-        <w:tc>
-          <w:tcPr>
-            <w:tcW w:type="dxa" w:w="1234"/>
-          </w:tcPr>
-          <w:p>
-            <w:r>
-              <w:t>/tkt-solicitud-derecho/{id}/subsanar</w:t>
-            </w:r>
-          </w:p>
-        </w:tc>
-        <w:tc>
-          <w:tcPr>
-            <w:tcW w:type="dxa" w:w="1234"/>
-          </w:tcPr>
-          <w:p>
-            <w:r>
-              <w:t>JWT</w:t>
-            </w:r>
-          </w:p>
-        </w:tc>
-        <w:tc>
-          <w:tcPr>
-            <w:tcW w:type="dxa" w:w="1234"/>
-          </w:tcPr>
-          <w:p>
-            <w:r>
-              <w:t>editor+</w:t>
-            </w:r>
-          </w:p>
-        </w:tc>
-        <w:tc>
-          <w:tcPr>
-            <w:tcW w:type="dxa" w:w="1234"/>
-          </w:tcPr>
-          <w:p>
-            <w:r>
-              <w:t>detalle</w:t>
-            </w:r>
-          </w:p>
-        </w:tc>
-        <w:tc>
-          <w:tcPr>
-            <w:tcW w:type="dxa" w:w="1234"/>
-          </w:tcPr>
-          <w:p>
-            <w:r>
-              <w:t>200 TktOut</w:t>
-            </w:r>
-          </w:p>
-        </w:tc>
-        <w:tc>
-          <w:tcPr>
-            <w:tcW w:type="dxa" w:w="1234"/>
-          </w:tcPr>
-          <w:p>
-            <w:r>
-              <w:t>Solicitar subsanación al titular.</w:t>
-            </w:r>
-          </w:p>
-        </w:tc>
-      </w:tr>
-      <w:tr>
-        <w:tc>
-          <w:tcPr>
-            <w:tcW w:type="dxa" w:w="1234"/>
-          </w:tcPr>
-          <w:p>
-            <w:r>
-              <w:t>POST</w:t>
-            </w:r>
-          </w:p>
-        </w:tc>
-        <w:tc>
-          <w:tcPr>
-            <w:tcW w:type="dxa" w:w="1234"/>
-          </w:tcPr>
-          <w:p>
-            <w:r>
-              <w:t>/tkt-solicitud-derecho/{id}/completar-subsanacion</w:t>
-            </w:r>
-          </w:p>
-        </w:tc>
-        <w:tc>
-          <w:tcPr>
-            <w:tcW w:type="dxa" w:w="1234"/>
-          </w:tcPr>
-          <w:p>
-            <w:r>
-              <w:t>JWT</w:t>
-            </w:r>
-          </w:p>
-        </w:tc>
-        <w:tc>
-          <w:tcPr>
-            <w:tcW w:type="dxa" w:w="1234"/>
-          </w:tcPr>
-          <w:p>
-            <w:r>
-              <w:t>editor+</w:t>
-            </w:r>
-          </w:p>
-        </w:tc>
-        <w:tc>
-          <w:tcPr>
-            <w:tcW w:type="dxa" w:w="1234"/>
-          </w:tcPr>
-          <w:p>
-            <w:r>
-              <w:t>—</w:t>
-            </w:r>
-          </w:p>
-        </w:tc>
-        <w:tc>
-          <w:tcPr>
-            <w:tcW w:type="dxa" w:w="1234"/>
-          </w:tcPr>
-          <w:p>
-            <w:r>
-              <w:t>200 TktOut</w:t>
-            </w:r>
-          </w:p>
-        </w:tc>
-        <w:tc>
-          <w:tcPr>
-            <w:tcW w:type="dxa" w:w="1234"/>
-          </w:tcPr>
-          <w:p>
-            <w:r>
-              <w:t>Cerrar subsanación.</w:t>
-            </w:r>
-          </w:p>
-        </w:tc>
-      </w:tr>
-      <w:tr>
-        <w:tc>
-          <w:tcPr>
-            <w:tcW w:type="dxa" w:w="1234"/>
-          </w:tcPr>
-          <w:p>
-            <w:r>
-              <w:t>GET</w:t>
-            </w:r>
-          </w:p>
-        </w:tc>
-        <w:tc>
-          <w:tcPr>
-            <w:tcW w:type="dxa" w:w="1234"/>
-          </w:tcPr>
-          <w:p>
-            <w:r>
-              <w:t>/tkt-solicitud-derecho/{id}/portabilidad/export</w:t>
-            </w:r>
-          </w:p>
-        </w:tc>
-        <w:tc>
-          <w:tcPr>
-            <w:tcW w:type="dxa" w:w="1234"/>
-          </w:tcPr>
-          <w:p>
-            <w:r>
-              <w:t>JWT</w:t>
-            </w:r>
-          </w:p>
-        </w:tc>
-        <w:tc>
-          <w:tcPr>
-            <w:tcW w:type="dxa" w:w="1234"/>
-          </w:tcPr>
-          <w:p>
-            <w:r>
-              <w:t>editor+</w:t>
-            </w:r>
-          </w:p>
-        </w:tc>
-        <w:tc>
-          <w:tcPr>
-            <w:tcW w:type="dxa" w:w="1234"/>
-          </w:tcPr>
-          <w:p>
-            <w:r>
-              <w:t>id (path)</w:t>
-            </w:r>
-          </w:p>
-        </w:tc>
-        <w:tc>
-          <w:tcPr>
-            <w:tcW w:type="dxa" w:w="1234"/>
-          </w:tcPr>
-          <w:p>
-            <w:r>
-              <w:t>200 JSON</w:t>
-            </w:r>
-          </w:p>
-        </w:tc>
-        <w:tc>
-          <w:tcPr>
-            <w:tcW w:type="dxa" w:w="1234"/>
-          </w:tcPr>
-          <w:p>
-            <w:r>
-              <w:t>Exportar datos portabilidad (Art. 9).</w:t>
+              <w:rPr>
+                <w:sz w:val="18"/>
+              </w:rPr>
+              <w:t>200 + TktTicketResponse — metodo_verificacion ahora puede ir en body del PATCH</w:t>
             </w:r>
           </w:p>
         </w:tc>
@@ -1977,7 +3277,7 @@
         <w:pStyle w:val="Heading1"/>
       </w:pPr>
       <w:r>
-        <w:t>5. Cambios en v1.13</w:t>
+        <w:t>Endpoints nuevos/modificados v1.12 (Septiembre 2026)</w:t>
       </w:r>
     </w:p>
     <w:tbl>
@@ -1987,53 +3287,107 @@
         <w:tblLook w:firstColumn="1" w:firstRow="1" w:lastColumn="0" w:lastRow="0" w:noHBand="0" w:noVBand="1" w:val="04A0"/>
       </w:tblPr>
       <w:tblGrid>
-        <w:gridCol w:w="2880"/>
-        <w:gridCol w:w="2880"/>
-        <w:gridCol w:w="2880"/>
+        <w:gridCol w:w="1662"/>
+        <w:gridCol w:w="1662"/>
+        <w:gridCol w:w="1662"/>
+        <w:gridCol w:w="1662"/>
+        <w:gridCol w:w="1662"/>
+        <w:gridCol w:w="1662"/>
       </w:tblGrid>
       <w:tr>
         <w:tc>
           <w:tcPr>
-            <w:tcW w:type="dxa" w:w="2880"/>
-            <w:shd w:fill="1F497D" w:color="auto" w:val="clear"/>
+            <w:tcW w:type="dxa" w:w="794"/>
+            <w:shd w:val="clear" w:color="auto" w:fill="1F497D"/>
           </w:tcPr>
           <w:p>
             <w:r>
               <w:rPr>
                 <w:b/>
                 <w:color w:val="FFFFFF"/>
+                <w:sz w:val="18"/>
               </w:rPr>
-              <w:t>Endpoint / Cambio</w:t>
+              <w:t>Método</w:t>
             </w:r>
           </w:p>
         </w:tc>
         <w:tc>
           <w:tcPr>
-            <w:tcW w:type="dxa" w:w="2880"/>
-            <w:shd w:fill="1F497D" w:color="auto" w:val="clear"/>
+            <w:tcW w:type="dxa" w:w="2551"/>
+            <w:shd w:val="clear" w:color="auto" w:fill="1F497D"/>
           </w:tcPr>
           <w:p>
             <w:r>
               <w:rPr>
                 <w:b/>
                 <w:color w:val="FFFFFF"/>
+                <w:sz w:val="18"/>
               </w:rPr>
-              <w:t>Tipo</w:t>
+              <w:t>Path</w:t>
             </w:r>
           </w:p>
         </w:tc>
         <w:tc>
           <w:tcPr>
-            <w:tcW w:type="dxa" w:w="2880"/>
-            <w:shd w:fill="1F497D" w:color="auto" w:val="clear"/>
+            <w:tcW w:type="dxa" w:w="567"/>
+            <w:shd w:val="clear" w:color="auto" w:fill="1F497D"/>
           </w:tcPr>
           <w:p>
             <w:r>
               <w:rPr>
                 <w:b/>
                 <w:color w:val="FFFFFF"/>
+                <w:sz w:val="18"/>
               </w:rPr>
-              <w:t>Descripción</w:t>
+              <w:t>Auth</w:t>
+            </w:r>
+          </w:p>
+        </w:tc>
+        <w:tc>
+          <w:tcPr>
+            <w:tcW w:type="dxa" w:w="1417"/>
+            <w:shd w:val="clear" w:color="auto" w:fill="1F497D"/>
+          </w:tcPr>
+          <w:p>
+            <w:r>
+              <w:rPr>
+                <w:b/>
+                <w:color w:val="FFFFFF"/>
+                <w:sz w:val="18"/>
+              </w:rPr>
+              <w:t>RBAC</w:t>
+            </w:r>
+          </w:p>
+        </w:tc>
+        <w:tc>
+          <w:tcPr>
+            <w:tcW w:type="dxa" w:w="2551"/>
+            <w:shd w:val="clear" w:color="auto" w:fill="1F497D"/>
+          </w:tcPr>
+          <w:p>
+            <w:r>
+              <w:rPr>
+                <w:b/>
+                <w:color w:val="FFFFFF"/>
+                <w:sz w:val="18"/>
+              </w:rPr>
+              <w:t>Params</w:t>
+            </w:r>
+          </w:p>
+        </w:tc>
+        <w:tc>
+          <w:tcPr>
+            <w:tcW w:type="dxa" w:w="2324"/>
+            <w:shd w:val="clear" w:color="auto" w:fill="1F497D"/>
+          </w:tcPr>
+          <w:p>
+            <w:r>
+              <w:rPr>
+                <w:b/>
+                <w:color w:val="FFFFFF"/>
+                <w:sz w:val="18"/>
+              </w:rPr>
+              <w:t>Response</w:t>
             </w:r>
           </w:p>
         </w:tc>
@@ -2041,31 +3395,79 @@
       <w:tr>
         <w:tc>
           <w:tcPr>
-            <w:tcW w:type="dxa" w:w="2880"/>
+            <w:tcW w:type="dxa" w:w="794"/>
           </w:tcPr>
           <w:p>
             <w:r>
-              <w:t>GET /publico/verificar-titular</w:t>
+              <w:rPr>
+                <w:sz w:val="18"/>
+              </w:rPr>
+              <w:t>GET</w:t>
             </w:r>
           </w:p>
         </w:tc>
         <w:tc>
           <w:tcPr>
-            <w:tcW w:type="dxa" w:w="2880"/>
+            <w:tcW w:type="dxa" w:w="2551"/>
           </w:tcPr>
           <w:p>
             <w:r>
-              <w:t>NUEVO</w:t>
+              <w:rPr>
+                <w:sz w:val="18"/>
+              </w:rPr>
+              <w:t>/publico/verificar-titular</w:t>
             </w:r>
           </w:p>
         </w:tc>
         <w:tc>
           <w:tcPr>
-            <w:tcW w:type="dxa" w:w="2880"/>
+            <w:tcW w:type="dxa" w:w="567"/>
           </w:tcPr>
           <w:p>
             <w:r>
-              <w:t>QW5: detecta titular con tickets abiertos. Rate 20/min.</w:t>
+              <w:rPr>
+                <w:sz w:val="18"/>
+              </w:rPr>
+              <w:t>No</w:t>
+            </w:r>
+          </w:p>
+        </w:tc>
+        <w:tc>
+          <w:tcPr>
+            <w:tcW w:type="dxa" w:w="1417"/>
+          </w:tcPr>
+          <w:p>
+            <w:r>
+              <w:rPr>
+                <w:sz w:val="18"/>
+              </w:rPr>
+              <w:t>Pública (rate 20/min)</w:t>
+            </w:r>
+          </w:p>
+        </w:tc>
+        <w:tc>
+          <w:tcPr>
+            <w:tcW w:type="dxa" w:w="2551"/>
+          </w:tcPr>
+          <w:p>
+            <w:r>
+              <w:rPr>
+                <w:sz w:val="18"/>
+              </w:rPr>
+              <w:t>company_id, email (query params)</w:t>
+            </w:r>
+          </w:p>
+        </w:tc>
+        <w:tc>
+          <w:tcPr>
+            <w:tcW w:type="dxa" w:w="2324"/>
+          </w:tcPr>
+          <w:p>
+            <w:r>
+              <w:rPr>
+                <w:sz w:val="18"/>
+              </w:rPr>
+              <w:t>200 + {tiene_tickets_abiertos: bool, cantidad: int}</w:t>
             </w:r>
           </w:p>
         </w:tc>
@@ -2073,31 +3475,79 @@
       <w:tr>
         <w:tc>
           <w:tcPr>
-            <w:tcW w:type="dxa" w:w="2880"/>
+            <w:tcW w:type="dxa" w:w="794"/>
           </w:tcPr>
           <w:p>
             <w:r>
-              <w:t>POST /tkt-solicitud-derecho/</w:t>
+              <w:rPr>
+                <w:sz w:val="18"/>
+              </w:rPr>
+              <w:t>POST</w:t>
             </w:r>
           </w:p>
         </w:tc>
         <w:tc>
           <w:tcPr>
-            <w:tcW w:type="dxa" w:w="2880"/>
+            <w:tcW w:type="dxa" w:w="2551"/>
           </w:tcPr>
           <w:p>
             <w:r>
-              <w:t>MODIFICADO</w:t>
+              <w:rPr>
+                <w:sz w:val="18"/>
+              </w:rPr>
+              <w:t>/publico/ejercer-derechos</w:t>
             </w:r>
           </w:p>
         </w:tc>
         <w:tc>
           <w:tcPr>
-            <w:tcW w:type="dxa" w:w="2880"/>
+            <w:tcW w:type="dxa" w:w="567"/>
           </w:tcPr>
           <w:p>
             <w:r>
-              <w:t>ARCO-QW6: envía acuse de recibo email al crear ticket.</w:t>
+              <w:rPr>
+                <w:sz w:val="18"/>
+              </w:rPr>
+              <w:t>No</w:t>
+            </w:r>
+          </w:p>
+        </w:tc>
+        <w:tc>
+          <w:tcPr>
+            <w:tcW w:type="dxa" w:w="1417"/>
+          </w:tcPr>
+          <w:p>
+            <w:r>
+              <w:rPr>
+                <w:sz w:val="18"/>
+              </w:rPr>
+              <w:t>Pública (10/hora/IP)</w:t>
+            </w:r>
+          </w:p>
+        </w:tc>
+        <w:tc>
+          <w:tcPr>
+            <w:tcW w:type="dxa" w:w="2551"/>
+          </w:tcPr>
+          <w:p>
+            <w:r>
+              <w:rPr>
+                <w:sz w:val="18"/>
+              </w:rPr>
+              <w:t>EjercerDerechosRequest (company_id, tipo, nombre, email, rut...)</w:t>
+            </w:r>
+          </w:p>
+        </w:tc>
+        <w:tc>
+          <w:tcPr>
+            <w:tcW w:type="dxa" w:w="2324"/>
+          </w:tcPr>
+          <w:p>
+            <w:r>
+              <w:rPr>
+                <w:sz w:val="18"/>
+              </w:rPr>
+              <w:t>201 + {tracking_token, mensaje} — envía acuse recibo automático (QW6)</w:t>
             </w:r>
           </w:p>
         </w:tc>
@@ -2105,63 +3555,79 @@
       <w:tr>
         <w:tc>
           <w:tcPr>
-            <w:tcW w:type="dxa" w:w="2880"/>
+            <w:tcW w:type="dxa" w:w="794"/>
           </w:tcPr>
           <w:p>
             <w:r>
-              <w:t>Nomenclatura APDP</w:t>
+              <w:rPr>
+                <w:sz w:val="18"/>
+              </w:rPr>
+              <w:t>POST</w:t>
             </w:r>
           </w:p>
         </w:tc>
         <w:tc>
           <w:tcPr>
-            <w:tcW w:type="dxa" w:w="2880"/>
+            <w:tcW w:type="dxa" w:w="2551"/>
           </w:tcPr>
           <w:p>
             <w:r>
-              <w:t>CORREGIDO</w:t>
+              <w:rPr>
+                <w:sz w:val="18"/>
+              </w:rPr>
+              <w:t>/tkt-solicitud-derecho/</w:t>
             </w:r>
           </w:p>
         </w:tc>
         <w:tc>
           <w:tcPr>
-            <w:tcW w:type="dxa" w:w="2880"/>
+            <w:tcW w:type="dxa" w:w="567"/>
           </w:tcPr>
           <w:p>
             <w:r>
-              <w:t>APDC → APDP en todo el código, tests y documentación.</w:t>
-            </w:r>
-          </w:p>
-        </w:tc>
-      </w:tr>
-      <w:tr>
-        <w:tc>
-          <w:tcPr>
-            <w:tcW w:type="dxa" w:w="2880"/>
-          </w:tcPr>
-          <w:p>
-            <w:r>
-              <w:t>CI/CD pip-audit</w:t>
+              <w:rPr>
+                <w:sz w:val="18"/>
+              </w:rPr>
+              <w:t>JWT</w:t>
             </w:r>
           </w:p>
         </w:tc>
         <w:tc>
           <w:tcPr>
-            <w:tcW w:type="dxa" w:w="2880"/>
+            <w:tcW w:type="dxa" w:w="1417"/>
           </w:tcPr>
           <w:p>
             <w:r>
-              <w:t>NUEVO</w:t>
+              <w:rPr>
+                <w:sz w:val="18"/>
+              </w:rPr>
+              <w:t>editor+</w:t>
             </w:r>
           </w:p>
         </w:tc>
         <w:tc>
           <w:tcPr>
-            <w:tcW w:type="dxa" w:w="2880"/>
+            <w:tcW w:type="dxa" w:w="2551"/>
           </w:tcPr>
           <w:p>
             <w:r>
-              <w:t>Escaneo CVE en dependencias Python. Bloquea CRITICAL, advierte HIGH.</w:t>
+              <w:rPr>
+                <w:sz w:val="18"/>
+              </w:rPr>
+              <w:t>TktCreate</w:t>
+            </w:r>
+          </w:p>
+        </w:tc>
+        <w:tc>
+          <w:tcPr>
+            <w:tcW w:type="dxa" w:w="2324"/>
+          </w:tcPr>
+          <w:p>
+            <w:r>
+              <w:rPr>
+                <w:sz w:val="18"/>
+              </w:rPr>
+              <w:t>201 + TktOut — envía acuse de recibo al titular_email si presente (ARCO-QW6)</w:t>
             </w:r>
           </w:p>
         </w:tc>
@@ -2169,653 +3635,197 @@
     </w:tbl>
     <w:p>
       <w:r>
-        <w:br w:type="page"/>
-      </w:r>
-    </w:p>
-    <w:p>
-      <w:pPr>
-        <w:pStyle w:val="Heading1"/>
-      </w:pPr>
-      <w:r>
-        <w:t>Discovery &amp; Mapping — Endpoints</w:t>
-      </w:r>
-    </w:p>
-    <w:p>
-      <w:r>
-        <w:t>El módulo Discovery permite registrar fuentes de datos externas, escanear sus esquemas automáticamente para detectar datos personales, y generar sugerencias de documentación RAT a partir de los hallazgos.</w:t>
-      </w:r>
-    </w:p>
-    <w:p>
-      <w:pPr>
-        <w:pStyle w:val="Heading2"/>
-      </w:pPr>
-      <w:r>
-        <w:t>Endpoints</w:t>
-      </w:r>
-    </w:p>
-    <w:tbl>
-      <w:tblPr>
-        <w:tblStyle w:val="TableGrid"/>
-        <w:tblW w:type="auto" w:w="0"/>
-        <w:tblLook w:firstColumn="1" w:firstRow="1" w:lastColumn="0" w:lastRow="0" w:noHBand="0" w:noVBand="1" w:val="04A0"/>
-      </w:tblPr>
-      <w:tblGrid>
-        <w:gridCol w:w="2880"/>
-        <w:gridCol w:w="2880"/>
-        <w:gridCol w:w="2880"/>
-      </w:tblGrid>
-      <w:tr>
-        <w:tc>
-          <w:tcPr>
-            <w:tcW w:type="dxa" w:w="2880"/>
-          </w:tcPr>
-          <w:p>
-            <w:r>
-              <w:t>Método</w:t>
-            </w:r>
-          </w:p>
-        </w:tc>
-        <w:tc>
-          <w:tcPr>
-            <w:tcW w:type="dxa" w:w="2880"/>
-          </w:tcPr>
-          <w:p>
-            <w:r>
-              <w:t>Ruta</w:t>
-            </w:r>
-          </w:p>
-        </w:tc>
-        <w:tc>
-          <w:tcPr>
-            <w:tcW w:type="dxa" w:w="2880"/>
-          </w:tcPr>
-          <w:p>
-            <w:r>
-              <w:t>Descripción</w:t>
-            </w:r>
-          </w:p>
-        </w:tc>
-      </w:tr>
-      <w:tr>
-        <w:tc>
-          <w:tcPr>
-            <w:tcW w:type="dxa" w:w="2880"/>
-          </w:tcPr>
-          <w:p>
-            <w:r>
-              <w:t>GET</w:t>
-            </w:r>
-          </w:p>
-        </w:tc>
-        <w:tc>
-          <w:tcPr>
-            <w:tcW w:type="dxa" w:w="2880"/>
-          </w:tcPr>
-          <w:p>
-            <w:r>
-              <w:t>/discovery/sources</w:t>
-            </w:r>
-          </w:p>
-        </w:tc>
-        <w:tc>
-          <w:tcPr>
-            <w:tcW w:type="dxa" w:w="2880"/>
-          </w:tcPr>
-          <w:p>
-            <w:r>
-              <w:t>Lista fuentes de datos de la empresa</w:t>
-            </w:r>
-          </w:p>
-        </w:tc>
-      </w:tr>
-      <w:tr>
-        <w:tc>
-          <w:tcPr>
-            <w:tcW w:type="dxa" w:w="2880"/>
-          </w:tcPr>
-          <w:p>
-            <w:r>
-              <w:t>POST</w:t>
-            </w:r>
-          </w:p>
-        </w:tc>
-        <w:tc>
-          <w:tcPr>
-            <w:tcW w:type="dxa" w:w="2880"/>
-          </w:tcPr>
-          <w:p>
-            <w:r>
-              <w:t>/discovery/sources</w:t>
-            </w:r>
-          </w:p>
-        </w:tc>
-        <w:tc>
-          <w:tcPr>
-            <w:tcW w:type="dxa" w:w="2880"/>
-          </w:tcPr>
-          <w:p>
-            <w:r>
-              <w:t>Crear fuente de datos (requiere editor+)</w:t>
-            </w:r>
-          </w:p>
-        </w:tc>
-      </w:tr>
-      <w:tr>
-        <w:tc>
-          <w:tcPr>
-            <w:tcW w:type="dxa" w:w="2880"/>
-          </w:tcPr>
-          <w:p>
-            <w:r>
-              <w:t>PATCH</w:t>
-            </w:r>
-          </w:p>
-        </w:tc>
-        <w:tc>
-          <w:tcPr>
-            <w:tcW w:type="dxa" w:w="2880"/>
-          </w:tcPr>
-          <w:p>
-            <w:r>
-              <w:t>/discovery/sources/{id}</w:t>
-            </w:r>
-          </w:p>
-        </w:tc>
-        <w:tc>
-          <w:tcPr>
-            <w:tcW w:type="dxa" w:w="2880"/>
-          </w:tcPr>
-          <w:p>
-            <w:r>
-              <w:t>Actualizar fuente (requiere editor+)</w:t>
-            </w:r>
-          </w:p>
-        </w:tc>
-      </w:tr>
-      <w:tr>
-        <w:tc>
-          <w:tcPr>
-            <w:tcW w:type="dxa" w:w="2880"/>
-          </w:tcPr>
-          <w:p>
-            <w:r>
-              <w:t>DELETE</w:t>
-            </w:r>
-          </w:p>
-        </w:tc>
-        <w:tc>
-          <w:tcPr>
-            <w:tcW w:type="dxa" w:w="2880"/>
-          </w:tcPr>
-          <w:p>
-            <w:r>
-              <w:t>/discovery/sources/{id}</w:t>
-            </w:r>
-          </w:p>
-        </w:tc>
-        <w:tc>
-          <w:tcPr>
-            <w:tcW w:type="dxa" w:w="2880"/>
-          </w:tcPr>
-          <w:p>
-            <w:r>
-              <w:t>Desactivar fuente — soft delete (requiere editor+)</w:t>
-            </w:r>
-          </w:p>
-        </w:tc>
-      </w:tr>
-      <w:tr>
-        <w:tc>
-          <w:tcPr>
-            <w:tcW w:type="dxa" w:w="2880"/>
-          </w:tcPr>
-          <w:p>
-            <w:r>
-              <w:t>POST</w:t>
-            </w:r>
-          </w:p>
-        </w:tc>
-        <w:tc>
-          <w:tcPr>
-            <w:tcW w:type="dxa" w:w="2880"/>
-          </w:tcPr>
-          <w:p>
-            <w:r>
-              <w:t>/discovery/sources/{id}/scan</w:t>
-            </w:r>
-          </w:p>
-        </w:tc>
-        <w:tc>
-          <w:tcPr>
-            <w:tcW w:type="dxa" w:w="2880"/>
-          </w:tcPr>
-          <w:p>
-            <w:r>
-              <w:t>Ejecutar escaneo automático (requiere editor+)</w:t>
-            </w:r>
-          </w:p>
-        </w:tc>
-      </w:tr>
-      <w:tr>
-        <w:tc>
-          <w:tcPr>
-            <w:tcW w:type="dxa" w:w="2880"/>
-          </w:tcPr>
-          <w:p>
-            <w:r>
-              <w:t>POST</w:t>
-            </w:r>
-          </w:p>
-        </w:tc>
-        <w:tc>
-          <w:tcPr>
-            <w:tcW w:type="dxa" w:w="2880"/>
-          </w:tcPr>
-          <w:p>
-            <w:r>
-              <w:t>/discovery/sources/{id}/scan/manual</w:t>
-            </w:r>
-          </w:p>
-        </w:tc>
-        <w:tc>
-          <w:tcPr>
-            <w:tcW w:type="dxa" w:w="2880"/>
-          </w:tcPr>
-          <w:p>
-            <w:r>
-              <w:t>Escaneo manual con columnas provistas (requiere editor+)</w:t>
-            </w:r>
-          </w:p>
-        </w:tc>
-      </w:tr>
-      <w:tr>
-        <w:tc>
-          <w:tcPr>
-            <w:tcW w:type="dxa" w:w="2880"/>
-          </w:tcPr>
-          <w:p>
-            <w:r>
-              <w:t>GET</w:t>
-            </w:r>
-          </w:p>
-        </w:tc>
-        <w:tc>
-          <w:tcPr>
-            <w:tcW w:type="dxa" w:w="2880"/>
-          </w:tcPr>
-          <w:p>
-            <w:r>
-              <w:t>/discovery/sources/{id}/runs</w:t>
-            </w:r>
-          </w:p>
-        </w:tc>
-        <w:tc>
-          <w:tcPr>
-            <w:tcW w:type="dxa" w:w="2880"/>
-          </w:tcPr>
-          <w:p>
-            <w:r>
-              <w:t>Listar escaneos de una fuente</w:t>
-            </w:r>
-          </w:p>
-        </w:tc>
-      </w:tr>
-      <w:tr>
-        <w:tc>
-          <w:tcPr>
-            <w:tcW w:type="dxa" w:w="2880"/>
-          </w:tcPr>
-          <w:p>
-            <w:r>
-              <w:t>GET</w:t>
-            </w:r>
-          </w:p>
-        </w:tc>
-        <w:tc>
-          <w:tcPr>
-            <w:tcW w:type="dxa" w:w="2880"/>
-          </w:tcPr>
-          <w:p>
-            <w:r>
-              <w:t>/discovery/runs/{id}</w:t>
-            </w:r>
-          </w:p>
-        </w:tc>
-        <w:tc>
-          <w:tcPr>
-            <w:tcW w:type="dxa" w:w="2880"/>
-          </w:tcPr>
-          <w:p>
-            <w:r>
-              <w:t>Detalle de escaneo (findings + sugerencias RAT)</w:t>
-            </w:r>
-          </w:p>
-        </w:tc>
-      </w:tr>
-      <w:tr>
-        <w:tc>
-          <w:tcPr>
-            <w:tcW w:type="dxa" w:w="2880"/>
-          </w:tcPr>
-          <w:p>
-            <w:r>
-              <w:t>GET</w:t>
-            </w:r>
-          </w:p>
-        </w:tc>
-        <w:tc>
-          <w:tcPr>
-            <w:tcW w:type="dxa" w:w="2880"/>
-          </w:tcPr>
-          <w:p>
-            <w:r>
-              <w:t>/discovery/runs/{id}/gaps/export</w:t>
-            </w:r>
-          </w:p>
-        </w:tc>
-        <w:tc>
-          <w:tcPr>
-            <w:tcW w:type="dxa" w:w="2880"/>
-          </w:tcPr>
-          <w:p>
-            <w:r>
-              <w:t>Exportar gaps sin RAT a CSV</w:t>
-            </w:r>
-          </w:p>
-        </w:tc>
-      </w:tr>
-      <w:tr>
-        <w:tc>
-          <w:tcPr>
-            <w:tcW w:type="dxa" w:w="2880"/>
-          </w:tcPr>
-          <w:p>
-            <w:r>
-              <w:t>PATCH</w:t>
-            </w:r>
-          </w:p>
-        </w:tc>
-        <w:tc>
-          <w:tcPr>
-            <w:tcW w:type="dxa" w:w="2880"/>
-          </w:tcPr>
-          <w:p>
-            <w:r>
-              <w:t>/discovery/findings/{id}/vincular-rat</w:t>
-            </w:r>
-          </w:p>
-        </w:tc>
-        <w:tc>
-          <w:tcPr>
-            <w:tcW w:type="dxa" w:w="2880"/>
-          </w:tcPr>
-          <w:p>
-            <w:r>
-              <w:t>Vincular hallazgo a RAT o marcar descartado (requiere editor+)</w:t>
-            </w:r>
-          </w:p>
-        </w:tc>
-      </w:tr>
-    </w:tbl>
-    <w:p>
-      <w:pPr>
-        <w:pStyle w:val="Heading2"/>
-      </w:pPr>
-      <w:r>
-        <w:t>RBAC — Control de Acceso</w:t>
-      </w:r>
-    </w:p>
-    <w:p>
-      <w:r>
-        <w:t>Los endpoints de lectura (GET) requieren solo acceso a la empresa. Los endpoints de escritura (POST, PATCH, DELETE, scan) exigen rol 'editor' o 'admin' per-empresa mediante require_editor_or_admin_empresa(). Un usuario con rol 'viewer' recibe HTTP 403 al intentar crear, modificar o eliminar fuentes.</w:t>
-      </w:r>
-    </w:p>
-    <w:p>
-      <w:r>
-        <w:br w:type="page"/>
-      </w:r>
-    </w:p>
-    <w:p>
-      <w:pPr>
-        <w:pStyle w:val="Heading1"/>
-      </w:pPr>
-      <w:r>
-        <w:t>Historial de cambios — v1.13</w:t>
-      </w:r>
-    </w:p>
-    <w:p>
-      <w:r>
         <w:rPr>
-          <w:b/>
+          <w:i/>
+          <w:sz w:val="20"/>
         </w:rPr>
-        <w:t>Versión v1.13 — 2026-09-06</w:t>
-      </w:r>
-    </w:p>
-    <w:p>
-      <w:r>
-        <w:t>Este documento ha sido actualizado desde v1.12 para reflejar los fixes de seguridad, performance y documentación aplicados en la ronda de auditoría QA de septiembre 2026.</w:t>
-      </w:r>
-    </w:p>
-    <w:p>
-      <w:pPr>
-        <w:pStyle w:val="Heading2"/>
-      </w:pPr>
-      <w:r>
-        <w:t>Cambios incluidos en esta versión</w:t>
-      </w:r>
-    </w:p>
-    <w:p>
-      <w:pPr>
-        <w:pStyle w:val="ListBullet"/>
-      </w:pPr>
-      <w:r>
-        <w:rPr>
-          <w:b/>
-        </w:rPr>
-        <w:t xml:space="preserve">Seguridad — RBAC Discovery: </w:t>
-      </w:r>
-      <w:r>
-        <w:t>Endpoints de escritura en /discovery/ (POST sources, PATCH sources, DELETE sources, POST scan, POST scan/manual, PATCH findings/vincular-rat) ahora exigen rol 'editor' o 'admin' per-empresa. Un usuario con rol 'viewer' ya no puede crear fuentes de datos ni ejecutar escaneos.</w:t>
-      </w:r>
-    </w:p>
-    <w:p>
-      <w:pPr>
-        <w:pStyle w:val="ListBullet"/>
-      </w:pPr>
-      <w:r>
-        <w:rPr>
-          <w:b/>
-        </w:rPr>
-        <w:t xml:space="preserve">Seguridad — RBAC EIPD: </w:t>
-      </w:r>
-      <w:r>
-        <w:t>POST /eipd/ y PUT /eipd/{id} ahora exigen require_editor_or_admin_empresa. Un usuario con rol 'viewer' per-empresa ya no puede crear ni actualizar EIPDs.</w:t>
-      </w:r>
-    </w:p>
-    <w:p>
-      <w:pPr>
-        <w:pStyle w:val="ListBullet"/>
-      </w:pPr>
-      <w:r>
-        <w:rPr>
-          <w:b/>
-        </w:rPr>
-        <w:t xml:space="preserve">Seguridad — RBAC Contratos de Encargado: </w:t>
-      </w:r>
-      <w:r>
-        <w:t>POST /encargados-contrato/, PUT /encargados-contrato/{id} y DELETE /encargados-contrato/{id} ahora exigen require_editor_or_admin_empresa. 'viewer' ya no puede modificar contratos de encargado.</w:t>
-      </w:r>
-    </w:p>
-    <w:p>
-      <w:pPr>
-        <w:pStyle w:val="ListBullet"/>
-      </w:pPr>
-      <w:r>
-        <w:rPr>
-          <w:b/>
-        </w:rPr>
-        <w:t xml:space="preserve">Performance — Límites de queries: </w:t>
-      </w:r>
-      <w:r>
-        <w:t>Se agregaron .limit() a queries que podían retornar conjuntos no acotados: get_audit_logs → .limit(500); DiscoveryFinding queries → .limit(5000). Previene timeouts y degradación de memoria ante volúmenes grandes de datos.</w:t>
-      </w:r>
-    </w:p>
-    <w:p>
-      <w:pPr>
-        <w:pStyle w:val="ListBullet"/>
-      </w:pPr>
-      <w:r>
-        <w:rPr>
-          <w:b/>
-        </w:rPr>
-        <w:t xml:space="preserve">Documentación — Discovery: </w:t>
-      </w:r>
-      <w:r>
-        <w:t>Se agregó la sección Discovery &amp; Mapping a CLAUDE.md y a la tabla de endpoints de la API. Se documentó la tabla RBAC por módulo con las reglas canónicas de acceso.</w:t>
-      </w:r>
-    </w:p>
-    <w:p>
-      <w:pPr>
-        <w:pStyle w:val="Heading2"/>
-      </w:pPr>
-      <w:r>
-        <w:t>Cambios de versiones anteriores incorporados</w:t>
-      </w:r>
-    </w:p>
-    <w:p>
-      <w:pPr>
-        <w:pStyle w:val="ListBullet"/>
-      </w:pPr>
-      <w:r>
-        <w:rPr>
-          <w:b/>
-        </w:rPr>
-        <w:t xml:space="preserve">Seguridad — RBAC Brechas: </w:t>
-      </w:r>
-      <w:r>
-        <w:t>PUT /brechas/{id}, DELETE /brechas/{id} y POST /brechas/{id}/evaluar-riesgo bloquean rol 'usuario' global. require_module_enabled('BRECHAS') ahora se aplica también en POST/PUT/DELETE.</w:t>
-      </w:r>
-    </w:p>
-    <w:p>
-      <w:pPr>
-        <w:pStyle w:val="ListBullet"/>
-      </w:pPr>
-      <w:r>
-        <w:rPr>
-          <w:b/>
-        </w:rPr>
-        <w:t xml:space="preserve">Seguridad — RBAC Consentimientos: </w:t>
-      </w:r>
-      <w:r>
-        <w:t>POST /consentimientos/ y POST /consentimientos/{id}/revocar bloquean rol 'usuario' global.</w:t>
-      </w:r>
-    </w:p>
-    <w:p>
-      <w:pPr>
-        <w:pStyle w:val="ListBullet"/>
-      </w:pPr>
-      <w:r>
-        <w:rPr>
-          <w:b/>
-        </w:rPr>
-        <w:t xml:space="preserve">Seguridad — RBAC TKT Notas: </w:t>
-      </w:r>
-      <w:r>
-        <w:t>POST /tkt-solicitud-derecho/{id}/notas bloquea rol 'usuario' global.</w:t>
-      </w:r>
-    </w:p>
-    <w:p>
-      <w:pPr>
-        <w:pStyle w:val="ListBullet"/>
-      </w:pPr>
-      <w:r>
-        <w:rPr>
-          <w:b/>
-        </w:rPr>
-        <w:t xml:space="preserve">Seguridad — IDOR Reglas de Asignación: </w:t>
-      </w:r>
-      <w:r>
-        <w:t>PUT /tkt-reglas-asignacion/{id} validaba acceso a company_id original pero no al company_id destino. Un admin_empresa podía reasignar reglas a empresas de otras compañías. Corregido.</w:t>
-      </w:r>
-    </w:p>
-    <w:p>
-      <w:pPr>
-        <w:pStyle w:val="ListBullet"/>
-      </w:pPr>
-      <w:r>
-        <w:rPr>
-          <w:b/>
-        </w:rPr>
-        <w:t xml:space="preserve">Seguridad — ARCO Público módulo deshabilitado: </w:t>
-      </w:r>
-      <w:r>
-        <w:t>GET /publico/empresas filtraba por ARCO activo solo en memoria sin query eficiente (N+1). POST /publico/ejercer-derechos no verificaba el módulo ARCO. Ambos corregidos.</w:t>
-      </w:r>
-    </w:p>
-    <w:p>
-      <w:pPr>
-        <w:pStyle w:val="ListBullet"/>
-      </w:pPr>
-      <w:r>
-        <w:rPr>
-          <w:b/>
-        </w:rPr>
-        <w:t xml:space="preserve">Seguridad — CSRF token field name: </w:t>
-      </w:r>
-      <w:r>
-        <w:t>getCsrfToken() en frontend/lib/api.ts leía data.csrf_token (indefinido) en vez de data.token. El formulario ARCO público retornaba 403 en cada envío. Corregido.</w:t>
-      </w:r>
-    </w:p>
-    <w:p>
-      <w:pPr>
-        <w:pStyle w:val="ListBullet"/>
-      </w:pPr>
-      <w:r>
-        <w:rPr>
-          <w:b/>
-        </w:rPr>
-        <w:t xml:space="preserve">Datos — _truthy(False): </w:t>
-      </w:r>
-      <w:r>
-        <w:t>rat_calculations._truthy() no manejaba bool explícitamente; False retornaba True. Campos booleanos con default=False (datos_anonimizados, transferencia_nacional) se contaban como completados. Fix: if isinstance(value, bool): return value.</w:t>
-      </w:r>
-    </w:p>
-    <w:p>
-      <w:pPr>
-        <w:pStyle w:val="ListBullet"/>
-      </w:pPr>
-      <w:r>
-        <w:rPr>
-          <w:b/>
-        </w:rPr>
-        <w:t xml:space="preserve">Datos — evidencia_respuesta_hash: </w:t>
-      </w:r>
-      <w:r>
-        <w:t>El hash de integridad ARCO se computaba antes de aplicar respuesta_texto del PATCH entrante. Si el cliente enviaba estado=resuelto + respuesta_texto en un solo PATCH, el hash quedaba sobre cadena vacía. Fix: usar data.respuesta_texto or ticket.respuesta_texto al momento de hashear.</w:t>
-      </w:r>
-    </w:p>
-    <w:p>
-      <w:pPr>
-        <w:pStyle w:val="ListBullet"/>
-      </w:pPr>
-      <w:r>
-        <w:rPr>
-          <w:b/>
-        </w:rPr>
-        <w:t xml:space="preserve">API — GET /eipd/{id} faltante: </w:t>
-      </w:r>
-      <w:r>
-        <w:t>El servicio tenía get_eipd_by_id() pero no existía la ruta GET. Retornaba 405. Agregada con IDOR check.</w:t>
+        <w:t>Nota v1.12: RNF-22 — GET /publico/verificar-titular tiene rate limit 20/min por IP para prevenir enumeración de emails. Nomenclatura APDP corregida en todo el sistema (RNF-21).</w:t>
       </w:r>
     </w:p>
     <w:sectPr>
+      <w:headerReference w:type="default" r:id="rId9"/>
+      <w:footerReference w:type="default" r:id="rId10"/>
       <w:pgSz w:w="12240" w:h="15840"/>
-      <w:pgMar w:top="1440" w:right="1800" w:bottom="1440" w:left="1800" w:header="720" w:footer="720" w:gutter="0"/>
+      <w:pgMar w:top="1417" w:right="1134" w:bottom="1417" w:left="1134" w:header="720" w:footer="720" w:gutter="0"/>
       <w:cols w:space="720"/>
+      <w:titlePg/>
       <w:docGrid w:linePitch="360"/>
     </w:sectPr>
   </w:body>
 </w:document>
+</file>
+
+<file path=word/footer1.xml><?xml version="1.0" encoding="utf-8"?>
+<w:ftr xmlns:m="http://schemas.openxmlformats.org/officeDocument/2006/math" xmlns:mc="http://schemas.openxmlformats.org/markup-compatibility/2006" xmlns:mo="http://schemas.microsoft.com/office/mac/office/2008/main" xmlns:mv="urn:schemas-microsoft-com:mac:vml" xmlns:o="urn:schemas-microsoft-com:office:office" xmlns:r="http://schemas.openxmlformats.org/officeDocument/2006/relationships" xmlns:v="urn:schemas-microsoft-com:vml" xmlns:w10="urn:schemas-microsoft-com:office:word" xmlns:w14="http://schemas.microsoft.com/office/word/2010/wordml" xmlns:w="http://schemas.openxmlformats.org/wordprocessingml/2006/main" xmlns:wne="http://schemas.microsoft.com/office/word/2006/wordml" xmlns:wp14="http://schemas.microsoft.com/office/word/2010/wordprocessingDrawing" xmlns:wp="http://schemas.openxmlformats.org/drawingml/2006/wordprocessingDrawing" xmlns:wpc="http://schemas.microsoft.com/office/word/2010/wordprocessingCanvas" xmlns:wpg="http://schemas.microsoft.com/office/word/2010/wordprocessingGroup" xmlns:wpi="http://schemas.microsoft.com/office/word/2010/wordprocessingInk" xmlns:wps="http://schemas.microsoft.com/office/word/2010/wordprocessingShape" mc:Ignorable="w14 wp14">
+  <w:p>
+    <w:pPr>
+      <w:pStyle w:val="Footer"/>
+      <w:jc w:val="center"/>
+    </w:pPr>
+    <w:r/>
+  </w:p>
+  <w:tbl>
+    <w:tblPr>
+      <w:tblW w:type="auto" w:w="0"/>
+      <w:tblLayout w:type="fixed"/>
+      <w:tblLook w:firstColumn="1" w:firstRow="1" w:lastColumn="0" w:lastRow="0" w:noHBand="0" w:noVBand="1" w:val="04A0"/>
+    </w:tblPr>
+    <w:tblGrid>
+      <w:gridCol w:w="3402"/>
+      <w:gridCol w:w="3169"/>
+      <w:gridCol w:w="3402"/>
+    </w:tblGrid>
+    <w:tr>
+      <w:tc>
+        <w:tcPr>
+          <w:tcW w:type="dxa" w:w="3402"/>
+        </w:tcPr>
+        <w:p>
+          <w:pPr>
+            <w:jc w:val="left"/>
+          </w:pPr>
+          <w:r>
+            <w:rPr>
+              <w:color w:val="808080"/>
+              <w:sz w:val="16"/>
+            </w:rPr>
+            <w:t>Custodio RAT Manager · Ley 21.719</w:t>
+          </w:r>
+        </w:p>
+      </w:tc>
+      <w:tc>
+        <w:tcPr>
+          <w:tcW w:type="dxa" w:w="3169"/>
+        </w:tcPr>
+        <w:p>
+          <w:pPr>
+            <w:jc w:val="center"/>
+          </w:pPr>
+          <w:r>
+            <w:rPr>
+              <w:color w:val="808080"/>
+              <w:sz w:val="16"/>
+            </w:rPr>
+            <w:t xml:space="preserve">Página </w:t>
+          </w:r>
+          <w:r>
+            <w:rPr>
+              <w:color w:val="808080"/>
+              <w:sz w:val="16"/>
+            </w:rPr>
+            <w:fldChar w:fldCharType="begin"/>
+            <w:instrText xml:space="preserve">PAGE</w:instrText>
+            <w:fldChar w:fldCharType="separate"/>
+            <w:fldChar w:fldCharType="end"/>
+          </w:r>
+          <w:r>
+            <w:rPr>
+              <w:color w:val="808080"/>
+              <w:sz w:val="16"/>
+            </w:rPr>
+            <w:t xml:space="preserve"> de </w:t>
+          </w:r>
+          <w:r>
+            <w:rPr>
+              <w:color w:val="808080"/>
+              <w:sz w:val="16"/>
+            </w:rPr>
+            <w:fldChar w:fldCharType="begin"/>
+            <w:instrText xml:space="preserve">NUMPAGES</w:instrText>
+            <w:fldChar w:fldCharType="separate"/>
+            <w:fldChar w:fldCharType="end"/>
+          </w:r>
+        </w:p>
+      </w:tc>
+      <w:tc>
+        <w:tcPr>
+          <w:tcW w:type="dxa" w:w="3402"/>
+        </w:tcPr>
+        <w:p>
+          <w:pPr>
+            <w:jc w:val="right"/>
+          </w:pPr>
+          <w:r>
+            <w:rPr>
+              <w:color w:val="808080"/>
+              <w:sz w:val="16"/>
+            </w:rPr>
+            <w:t>Interno — Confidencial  ·  API REST</w:t>
+          </w:r>
+        </w:p>
+      </w:tc>
+    </w:tr>
+  </w:tbl>
+</w:ftr>
+</file>
+
+<file path=word/header1.xml><?xml version="1.0" encoding="utf-8"?>
+<w:hdr xmlns:m="http://schemas.openxmlformats.org/officeDocument/2006/math" xmlns:mc="http://schemas.openxmlformats.org/markup-compatibility/2006" xmlns:mo="http://schemas.microsoft.com/office/mac/office/2008/main" xmlns:mv="urn:schemas-microsoft-com:mac:vml" xmlns:o="urn:schemas-microsoft-com:office:office" xmlns:r="http://schemas.openxmlformats.org/officeDocument/2006/relationships" xmlns:v="urn:schemas-microsoft-com:vml" xmlns:w10="urn:schemas-microsoft-com:office:word" xmlns:w14="http://schemas.microsoft.com/office/word/2010/wordml" xmlns:w="http://schemas.openxmlformats.org/wordprocessingml/2006/main" xmlns:wne="http://schemas.microsoft.com/office/word/2006/wordml" xmlns:wp14="http://schemas.microsoft.com/office/word/2010/wordprocessingDrawing" xmlns:wp="http://schemas.openxmlformats.org/drawingml/2006/wordprocessingDrawing" xmlns:wpc="http://schemas.microsoft.com/office/word/2010/wordprocessingCanvas" xmlns:wpg="http://schemas.microsoft.com/office/word/2010/wordprocessingGroup" xmlns:wpi="http://schemas.microsoft.com/office/word/2010/wordprocessingInk" xmlns:wps="http://schemas.microsoft.com/office/word/2010/wordprocessingShape" mc:Ignorable="w14 wp14">
+  <w:p>
+    <w:pPr>
+      <w:pStyle w:val="Header"/>
+    </w:pPr>
+    <w:r/>
+  </w:p>
+  <w:tbl>
+    <w:tblPr>
+      <w:tblW w:type="auto" w:w="0"/>
+      <w:tblLayout w:type="fixed"/>
+      <w:tblLook w:firstColumn="1" w:firstRow="1" w:lastColumn="0" w:lastRow="0" w:noHBand="0" w:noVBand="1" w:val="04A0"/>
+    </w:tblPr>
+    <w:tblGrid>
+      <w:gridCol w:w="5669"/>
+      <w:gridCol w:w="4303"/>
+    </w:tblGrid>
+    <w:tr>
+      <w:tc>
+        <w:tcPr>
+          <w:tcW w:type="dxa" w:w="5669"/>
+        </w:tcPr>
+        <w:p>
+          <w:pPr>
+            <w:jc w:val="left"/>
+            <w:pBdr>
+              <w:bottom w:val="single" w:sz="6" w:space="1" w:color="1F497D"/>
+            </w:pBdr>
+          </w:pPr>
+          <w:r>
+            <w:rPr>
+              <w:b/>
+              <w:color w:val="1F497D"/>
+              <w:sz w:val="18"/>
+            </w:rPr>
+            <w:t xml:space="preserve">▣  CUSTODIO  </w:t>
+          </w:r>
+          <w:r>
+            <w:rPr>
+              <w:color w:val="404040"/>
+              <w:sz w:val="18"/>
+            </w:rPr>
+            <w:t>·  API REST</w:t>
+          </w:r>
+        </w:p>
+      </w:tc>
+      <w:tc>
+        <w:tcPr>
+          <w:tcW w:type="dxa" w:w="4303"/>
+        </w:tcPr>
+        <w:p>
+          <w:pPr>
+            <w:jc w:val="right"/>
+          </w:pPr>
+          <w:r>
+            <w:rPr>
+              <w:color w:val="808080"/>
+              <w:sz w:val="18"/>
+            </w:rPr>
+            <w:t>v1.10  ·  Junio 2026</w:t>
+          </w:r>
+        </w:p>
+      </w:tc>
+    </w:tr>
+  </w:tbl>
+</w:hdr>
 </file>
 
 <file path=word/numbering.xml><?xml version="1.0" encoding="utf-8"?>
@@ -3181,8 +4191,12 @@
     <w:name w:val="Normal"/>
     <w:qFormat/>
     <w:rsid w:val="00FC693F"/>
+    <w:pPr>
+      <w:spacing w:after="120" w:line="276" w:lineRule="auto"/>
+    </w:pPr>
     <w:rPr>
       <w:rFonts w:ascii="Calibri" w:hAnsi="Calibri"/>
+      <w:color w:val="000000"/>
       <w:sz w:val="22"/>
     </w:rPr>
   </w:style>
@@ -3241,7 +4255,7 @@
     <w:pPr>
       <w:keepNext/>
       <w:keepLines/>
-      <w:spacing w:before="480" w:after="0"/>
+      <w:spacing w:before="360" w:after="120"/>
       <w:outlineLvl w:val="0"/>
     </w:pPr>
     <w:rPr>
@@ -3265,7 +4279,7 @@
     <w:pPr>
       <w:keepNext/>
       <w:keepLines/>
-      <w:spacing w:before="200" w:after="0"/>
+      <w:spacing w:before="240" w:after="80"/>
       <w:outlineLvl w:val="1"/>
     </w:pPr>
     <w:rPr>
@@ -3289,7 +4303,7 @@
     <w:pPr>
       <w:keepNext/>
       <w:keepLines/>
-      <w:spacing w:before="200" w:after="0"/>
+      <w:spacing w:before="160" w:after="40"/>
       <w:outlineLvl w:val="2"/>
     </w:pPr>
     <w:rPr>
@@ -3317,12 +4331,13 @@
       <w:outlineLvl w:val="3"/>
     </w:pPr>
     <w:rPr>
-      <w:rFonts w:asciiTheme="majorHAnsi" w:eastAsiaTheme="majorEastAsia" w:hAnsiTheme="majorHAnsi" w:cstheme="majorBidi"/>
+      <w:rFonts w:asciiTheme="majorHAnsi" w:eastAsiaTheme="majorEastAsia" w:hAnsiTheme="majorHAnsi" w:cstheme="majorBidi" w:ascii="Calibri" w:hAnsi="Calibri"/>
       <w:b/>
       <w:bCs/>
       <w:i/>
       <w:iCs/>
-      <w:color w:val="4F81BD" w:themeColor="accent1"/>
+      <w:color w:val="404040"/>
+      <w:sz w:val="22"/>
     </w:rPr>
   </w:style>
   <w:style w:type="paragraph" w:styleId="Heading5">
